--- a/ORLANDO RYAN SADEWA - P12/Worksheet/12. Worksheet_PABW_Pertemuan12 - ID (revisi sinkron).docx
+++ b/ORLANDO RYAN SADEWA - P12/Worksheet/12. Worksheet_PABW_Pertemuan12 - ID (revisi sinkron).docx
@@ -180,8 +180,16 @@
           <w:p>
             <w:pPr>
               <w:spacing w:after="0"/>
-            </w:pPr>
-            <w:r>
+              <w:rPr>
+                <w:sz w:val="18"/>
+                <w:szCs w:val="18"/>
+              </w:rPr>
+            </w:pPr>
+            <w:r>
+              <w:rPr>
+                <w:sz w:val="18"/>
+                <w:szCs w:val="18"/>
+              </w:rPr>
               <w:t>Orlando Ryan Sadewa</w:t>
             </w:r>
           </w:p>
@@ -200,6 +208,10 @@
           <w:p>
             <w:pPr>
               <w:spacing w:after="0"/>
+              <w:rPr>
+                <w:sz w:val="18"/>
+                <w:szCs w:val="18"/>
+              </w:rPr>
             </w:pPr>
             <w:r>
               <w:rPr>
@@ -207,6 +219,7 @@
                 <w:b/>
                 <w:color w:val="003796"/>
                 <w:sz w:val="18"/>
+                <w:szCs w:val="18"/>
               </w:rPr>
               <w:t>NIM</w:t>
             </w:r>
@@ -225,8 +238,16 @@
           <w:p>
             <w:pPr>
               <w:spacing w:after="0"/>
-            </w:pPr>
-            <w:r>
+              <w:rPr>
+                <w:sz w:val="18"/>
+                <w:szCs w:val="18"/>
+              </w:rPr>
+            </w:pPr>
+            <w:r>
+              <w:rPr>
+                <w:sz w:val="18"/>
+                <w:szCs w:val="18"/>
+              </w:rPr>
               <w:t>25523129</w:t>
             </w:r>
           </w:p>
@@ -275,8 +296,16 @@
           <w:p>
             <w:pPr>
               <w:spacing w:after="0"/>
-            </w:pPr>
-            <w:r>
+              <w:rPr>
+                <w:sz w:val="18"/>
+                <w:szCs w:val="18"/>
+              </w:rPr>
+            </w:pPr>
+            <w:r>
+              <w:rPr>
+                <w:sz w:val="18"/>
+                <w:szCs w:val="18"/>
+              </w:rPr>
               <w:t>D</w:t>
             </w:r>
           </w:p>
@@ -295,6 +324,10 @@
           <w:p>
             <w:pPr>
               <w:spacing w:after="0"/>
+              <w:rPr>
+                <w:sz w:val="18"/>
+                <w:szCs w:val="18"/>
+              </w:rPr>
             </w:pPr>
             <w:r>
               <w:rPr>
@@ -302,6 +335,7 @@
                 <w:b/>
                 <w:color w:val="003796"/>
                 <w:sz w:val="18"/>
+                <w:szCs w:val="18"/>
               </w:rPr>
               <w:t>TANGGAL</w:t>
             </w:r>
@@ -320,8 +354,16 @@
           <w:p>
             <w:pPr>
               <w:spacing w:after="0"/>
-            </w:pPr>
-            <w:r>
+              <w:rPr>
+                <w:sz w:val="18"/>
+                <w:szCs w:val="18"/>
+              </w:rPr>
+            </w:pPr>
+            <w:r>
+              <w:rPr>
+                <w:sz w:val="18"/>
+                <w:szCs w:val="18"/>
+              </w:rPr>
               <w:t>22 October 2026</w:t>
             </w:r>
           </w:p>
@@ -2213,11 +2255,16 @@
           <w:p>
             <w:pPr>
               <w:spacing w:before="20" w:after="20" w:line="252" w:lineRule="auto"/>
-            </w:pPr>
-            <w:r>
-              <w:rPr>
-                <w:rFonts w:cs="Carlito"/>
-                <w:sz w:val="18"/>
+              <w:rPr>
+                <w:sz w:val="18"/>
+                <w:szCs w:val="18"/>
+              </w:rPr>
+            </w:pPr>
+            <w:r>
+              <w:rPr>
+                <w:rFonts w:cs="Carlito"/>
+                <w:sz w:val="18"/>
+                <w:szCs w:val="18"/>
               </w:rPr>
               <w:t>node -v</w:t>
             </w:r>
@@ -2236,7 +2283,18 @@
           <w:p>
             <w:pPr>
               <w:spacing w:before="20" w:after="20" w:line="252" w:lineRule="auto"/>
-            </w:pPr>
+              <w:rPr>
+                <w:sz w:val="18"/>
+                <w:szCs w:val="18"/>
+              </w:rPr>
+            </w:pPr>
+            <w:r>
+              <w:rPr>
+                <w:sz w:val="18"/>
+                <w:szCs w:val="18"/>
+              </w:rPr>
+              <w:t>v24.22.0</w:t>
+            </w:r>
           </w:p>
         </w:tc>
         <w:tc>
@@ -2252,11 +2310,16 @@
           <w:p>
             <w:pPr>
               <w:spacing w:before="20" w:after="20" w:line="252" w:lineRule="auto"/>
-            </w:pPr>
-            <w:r>
-              <w:rPr>
-                <w:rFonts w:cs="Carlito"/>
-                <w:sz w:val="18"/>
+              <w:rPr>
+                <w:sz w:val="18"/>
+                <w:szCs w:val="18"/>
+              </w:rPr>
+            </w:pPr>
+            <w:r>
+              <w:rPr>
+                <w:rFonts w:cs="Carlito"/>
+                <w:sz w:val="18"/>
+                <w:szCs w:val="18"/>
               </w:rPr>
               <w:t>Bila perintahnya tidak dikenali: pasang Node.js LTS dari nodejs.org</w:t>
             </w:r>
@@ -2282,11 +2345,16 @@
           <w:p>
             <w:pPr>
               <w:spacing w:before="20" w:after="20" w:line="252" w:lineRule="auto"/>
-            </w:pPr>
-            <w:r>
-              <w:rPr>
-                <w:rFonts w:cs="Carlito"/>
-                <w:sz w:val="18"/>
+              <w:rPr>
+                <w:sz w:val="18"/>
+                <w:szCs w:val="18"/>
+              </w:rPr>
+            </w:pPr>
+            <w:r>
+              <w:rPr>
+                <w:rFonts w:cs="Carlito"/>
+                <w:sz w:val="18"/>
+                <w:szCs w:val="18"/>
               </w:rPr>
               <w:t>npm -v</w:t>
             </w:r>
@@ -2305,7 +2373,50 @@
           <w:p>
             <w:pPr>
               <w:spacing w:before="20" w:after="20" w:line="252" w:lineRule="auto"/>
-            </w:pPr>
+              <w:rPr>
+                <w:sz w:val="18"/>
+                <w:szCs w:val="18"/>
+              </w:rPr>
+            </w:pPr>
+            <w:r>
+              <w:rPr>
+                <w:sz w:val="18"/>
+                <w:szCs w:val="18"/>
+              </w:rPr>
+              <w:t>10.9.2 (</w:t>
+            </w:r>
+            <w:proofErr w:type="spellStart"/>
+            <w:r>
+              <w:rPr>
+                <w:sz w:val="18"/>
+                <w:szCs w:val="18"/>
+              </w:rPr>
+              <w:t>diperiksa</w:t>
+            </w:r>
+            <w:proofErr w:type="spellEnd"/>
+            <w:r>
+              <w:rPr>
+                <w:sz w:val="18"/>
+                <w:szCs w:val="18"/>
+              </w:rPr>
+              <w:t xml:space="preserve"> </w:t>
+            </w:r>
+            <w:proofErr w:type="spellStart"/>
+            <w:r>
+              <w:rPr>
+                <w:sz w:val="18"/>
+                <w:szCs w:val="18"/>
+              </w:rPr>
+              <w:t>dengan</w:t>
+            </w:r>
+            <w:proofErr w:type="spellEnd"/>
+            <w:r>
+              <w:rPr>
+                <w:sz w:val="18"/>
+                <w:szCs w:val="18"/>
+              </w:rPr>
+              <w:t xml:space="preserve"> npm.cmd -v)</w:t>
+            </w:r>
           </w:p>
         </w:tc>
         <w:tc>
@@ -2321,11 +2432,16 @@
           <w:p>
             <w:pPr>
               <w:spacing w:before="20" w:after="20" w:line="252" w:lineRule="auto"/>
-            </w:pPr>
-            <w:r>
-              <w:rPr>
-                <w:rFonts w:cs="Carlito"/>
-                <w:sz w:val="18"/>
+              <w:rPr>
+                <w:sz w:val="18"/>
+                <w:szCs w:val="18"/>
+              </w:rPr>
+            </w:pPr>
+            <w:r>
+              <w:rPr>
+                <w:rFonts w:cs="Carlito"/>
+                <w:sz w:val="18"/>
+                <w:szCs w:val="18"/>
               </w:rPr>
               <w:t>Bila hanya ini yang gagal: buka ulang terminal, lalu periksa PATH</w:t>
             </w:r>
@@ -2351,11 +2467,16 @@
           <w:p>
             <w:pPr>
               <w:spacing w:before="20" w:after="20" w:line="252" w:lineRule="auto"/>
-            </w:pPr>
-            <w:r>
-              <w:rPr>
-                <w:rFonts w:cs="Carlito"/>
-                <w:sz w:val="18"/>
+              <w:rPr>
+                <w:sz w:val="18"/>
+                <w:szCs w:val="18"/>
+              </w:rPr>
+            </w:pPr>
+            <w:r>
+              <w:rPr>
+                <w:rFonts w:cs="Carlito"/>
+                <w:sz w:val="18"/>
+                <w:szCs w:val="18"/>
               </w:rPr>
               <w:t>npm (bila ada)</w:t>
             </w:r>
@@ -2374,7 +2495,18 @@
           <w:p>
             <w:pPr>
               <w:spacing w:before="20" w:after="20" w:line="252" w:lineRule="auto"/>
-            </w:pPr>
+              <w:rPr>
+                <w:sz w:val="18"/>
+                <w:szCs w:val="18"/>
+              </w:rPr>
+            </w:pPr>
+            <w:r>
+              <w:rPr>
+                <w:sz w:val="18"/>
+                <w:szCs w:val="18"/>
+              </w:rPr>
+              <w:t>10.9.2</w:t>
+            </w:r>
           </w:p>
         </w:tc>
         <w:tc>
@@ -2390,7 +2522,18 @@
           <w:p>
             <w:pPr>
               <w:spacing w:before="20" w:after="20" w:line="252" w:lineRule="auto"/>
-            </w:pPr>
+              <w:rPr>
+                <w:sz w:val="18"/>
+                <w:szCs w:val="18"/>
+              </w:rPr>
+            </w:pPr>
+            <w:r>
+              <w:rPr>
+                <w:sz w:val="18"/>
+                <w:szCs w:val="18"/>
+              </w:rPr>
+              <w:t>Bisa</w:t>
+            </w:r>
           </w:p>
         </w:tc>
       </w:tr>
@@ -2398,6 +2541,10 @@
     <w:p>
       <w:pPr>
         <w:spacing w:after="60"/>
+        <w:rPr>
+          <w:sz w:val="18"/>
+          <w:szCs w:val="18"/>
+        </w:rPr>
       </w:pPr>
     </w:p>
     <w:tbl>
@@ -2582,11 +2729,16 @@
           <w:p>
             <w:pPr>
               <w:spacing w:before="20" w:after="20" w:line="252" w:lineRule="auto"/>
-            </w:pPr>
-            <w:r>
-              <w:rPr>
-                <w:rFonts w:cs="Carlito"/>
-                <w:sz w:val="18"/>
+              <w:rPr>
+                <w:sz w:val="18"/>
+                <w:szCs w:val="18"/>
+              </w:rPr>
+            </w:pPr>
+            <w:r>
+              <w:rPr>
+                <w:rFonts w:cs="Carlito"/>
+                <w:sz w:val="18"/>
+                <w:szCs w:val="18"/>
               </w:rPr>
               <w:t>profil.html</w:t>
             </w:r>
@@ -2605,7 +2757,18 @@
           <w:p>
             <w:pPr>
               <w:spacing w:before="20" w:after="20" w:line="252" w:lineRule="auto"/>
-            </w:pPr>
+              <w:rPr>
+                <w:sz w:val="18"/>
+                <w:szCs w:val="18"/>
+              </w:rPr>
+            </w:pPr>
+            <w:r>
+              <w:rPr>
+                <w:sz w:val="18"/>
+                <w:szCs w:val="18"/>
+              </w:rPr>
+              <w:t>Ada</w:t>
+            </w:r>
           </w:p>
         </w:tc>
         <w:tc>
@@ -2621,7 +2784,18 @@
           <w:p>
             <w:pPr>
               <w:spacing w:before="20" w:after="20" w:line="252" w:lineRule="auto"/>
-            </w:pPr>
+              <w:rPr>
+                <w:sz w:val="18"/>
+                <w:szCs w:val="18"/>
+              </w:rPr>
+            </w:pPr>
+            <w:r>
+              <w:rPr>
+                <w:sz w:val="18"/>
+                <w:szCs w:val="18"/>
+              </w:rPr>
+              <w:t>243</w:t>
+            </w:r>
           </w:p>
         </w:tc>
       </w:tr>
@@ -2644,11 +2818,16 @@
           <w:p>
             <w:pPr>
               <w:spacing w:before="20" w:after="20" w:line="252" w:lineRule="auto"/>
-            </w:pPr>
-            <w:r>
-              <w:rPr>
-                <w:rFonts w:cs="Carlito"/>
-                <w:sz w:val="18"/>
+              <w:rPr>
+                <w:sz w:val="18"/>
+                <w:szCs w:val="18"/>
+              </w:rPr>
+            </w:pPr>
+            <w:r>
+              <w:rPr>
+                <w:rFonts w:cs="Carlito"/>
+                <w:sz w:val="18"/>
+                <w:szCs w:val="18"/>
               </w:rPr>
               <w:t>Enam berkas CSS (P04–P06)</w:t>
             </w:r>
@@ -2667,7 +2846,18 @@
           <w:p>
             <w:pPr>
               <w:spacing w:before="20" w:after="20" w:line="252" w:lineRule="auto"/>
-            </w:pPr>
+              <w:rPr>
+                <w:sz w:val="18"/>
+                <w:szCs w:val="18"/>
+              </w:rPr>
+            </w:pPr>
+            <w:r>
+              <w:rPr>
+                <w:sz w:val="18"/>
+                <w:szCs w:val="18"/>
+              </w:rPr>
+              <w:t>Ada</w:t>
+            </w:r>
           </w:p>
         </w:tc>
         <w:tc>
@@ -2683,7 +2873,18 @@
           <w:p>
             <w:pPr>
               <w:spacing w:before="20" w:after="20" w:line="252" w:lineRule="auto"/>
-            </w:pPr>
+              <w:rPr>
+                <w:sz w:val="18"/>
+                <w:szCs w:val="18"/>
+              </w:rPr>
+            </w:pPr>
+            <w:r>
+              <w:rPr>
+                <w:sz w:val="18"/>
+                <w:szCs w:val="18"/>
+              </w:rPr>
+              <w:t>551</w:t>
+            </w:r>
           </w:p>
         </w:tc>
       </w:tr>
@@ -2706,11 +2907,16 @@
           <w:p>
             <w:pPr>
               <w:spacing w:before="20" w:after="20" w:line="252" w:lineRule="auto"/>
-            </w:pPr>
-            <w:r>
-              <w:rPr>
-                <w:rFonts w:cs="Carlito"/>
-                <w:sz w:val="18"/>
+              <w:rPr>
+                <w:sz w:val="18"/>
+                <w:szCs w:val="18"/>
+              </w:rPr>
+            </w:pPr>
+            <w:r>
+              <w:rPr>
+                <w:rFonts w:cs="Carlito"/>
+                <w:sz w:val="18"/>
+                <w:szCs w:val="18"/>
               </w:rPr>
               <w:t>js/app.js, js/dom.js</w:t>
             </w:r>
@@ -2729,7 +2935,18 @@
           <w:p>
             <w:pPr>
               <w:spacing w:before="20" w:after="20" w:line="252" w:lineRule="auto"/>
-            </w:pPr>
+              <w:rPr>
+                <w:sz w:val="18"/>
+                <w:szCs w:val="18"/>
+              </w:rPr>
+            </w:pPr>
+            <w:r>
+              <w:rPr>
+                <w:sz w:val="18"/>
+                <w:szCs w:val="18"/>
+              </w:rPr>
+              <w:t>Ada</w:t>
+            </w:r>
           </w:p>
         </w:tc>
         <w:tc>
@@ -2745,7 +2962,18 @@
           <w:p>
             <w:pPr>
               <w:spacing w:before="20" w:after="20" w:line="252" w:lineRule="auto"/>
-            </w:pPr>
+              <w:rPr>
+                <w:sz w:val="18"/>
+                <w:szCs w:val="18"/>
+              </w:rPr>
+            </w:pPr>
+            <w:r>
+              <w:rPr>
+                <w:sz w:val="18"/>
+                <w:szCs w:val="18"/>
+              </w:rPr>
+              <w:t>119</w:t>
+            </w:r>
           </w:p>
         </w:tc>
       </w:tr>
@@ -2768,11 +2996,16 @@
           <w:p>
             <w:pPr>
               <w:spacing w:before="20" w:after="20" w:line="252" w:lineRule="auto"/>
-            </w:pPr>
-            <w:r>
-              <w:rPr>
-                <w:rFonts w:cs="Carlito"/>
-                <w:sz w:val="18"/>
+              <w:rPr>
+                <w:sz w:val="18"/>
+                <w:szCs w:val="18"/>
+              </w:rPr>
+            </w:pPr>
+            <w:r>
+              <w:rPr>
+                <w:rFonts w:cs="Carlito"/>
+                <w:sz w:val="18"/>
+                <w:szCs w:val="18"/>
               </w:rPr>
               <w:t>js/data.js, js/state.js, js/events.js</w:t>
             </w:r>
@@ -2791,7 +3024,18 @@
           <w:p>
             <w:pPr>
               <w:spacing w:before="20" w:after="20" w:line="252" w:lineRule="auto"/>
-            </w:pPr>
+              <w:rPr>
+                <w:sz w:val="18"/>
+                <w:szCs w:val="18"/>
+              </w:rPr>
+            </w:pPr>
+            <w:r>
+              <w:rPr>
+                <w:sz w:val="18"/>
+                <w:szCs w:val="18"/>
+              </w:rPr>
+              <w:t>Ada</w:t>
+            </w:r>
           </w:p>
         </w:tc>
         <w:tc>
@@ -2807,7 +3051,18 @@
           <w:p>
             <w:pPr>
               <w:spacing w:before="20" w:after="20" w:line="252" w:lineRule="auto"/>
-            </w:pPr>
+              <w:rPr>
+                <w:sz w:val="18"/>
+                <w:szCs w:val="18"/>
+              </w:rPr>
+            </w:pPr>
+            <w:r>
+              <w:rPr>
+                <w:sz w:val="18"/>
+                <w:szCs w:val="18"/>
+              </w:rPr>
+              <w:t>146</w:t>
+            </w:r>
           </w:p>
         </w:tc>
       </w:tr>
@@ -2830,11 +3085,16 @@
           <w:p>
             <w:pPr>
               <w:spacing w:before="20" w:after="20" w:line="252" w:lineRule="auto"/>
-            </w:pPr>
-            <w:r>
-              <w:rPr>
-                <w:rFonts w:cs="Carlito"/>
-                <w:sz w:val="18"/>
+              <w:rPr>
+                <w:sz w:val="18"/>
+                <w:szCs w:val="18"/>
+              </w:rPr>
+            </w:pPr>
+            <w:r>
+              <w:rPr>
+                <w:rFonts w:cs="Carlito"/>
+                <w:sz w:val="18"/>
+                <w:szCs w:val="18"/>
               </w:rPr>
               <w:t>js/api.js dari Pertemuan 10</w:t>
             </w:r>
@@ -2853,7 +3113,18 @@
           <w:p>
             <w:pPr>
               <w:spacing w:before="20" w:after="20" w:line="252" w:lineRule="auto"/>
-            </w:pPr>
+              <w:rPr>
+                <w:sz w:val="18"/>
+                <w:szCs w:val="18"/>
+              </w:rPr>
+            </w:pPr>
+            <w:r>
+              <w:rPr>
+                <w:sz w:val="18"/>
+                <w:szCs w:val="18"/>
+              </w:rPr>
+              <w:t>Ada</w:t>
+            </w:r>
           </w:p>
         </w:tc>
         <w:tc>
@@ -2869,7 +3140,18 @@
           <w:p>
             <w:pPr>
               <w:spacing w:before="20" w:after="20" w:line="252" w:lineRule="auto"/>
-            </w:pPr>
+              <w:rPr>
+                <w:sz w:val="18"/>
+                <w:szCs w:val="18"/>
+              </w:rPr>
+            </w:pPr>
+            <w:r>
+              <w:rPr>
+                <w:sz w:val="18"/>
+                <w:szCs w:val="18"/>
+              </w:rPr>
+              <w:t>27</w:t>
+            </w:r>
           </w:p>
         </w:tc>
       </w:tr>
@@ -2877,6 +3159,10 @@
     <w:p>
       <w:pPr>
         <w:spacing w:after="60"/>
+        <w:rPr>
+          <w:sz w:val="18"/>
+          <w:szCs w:val="18"/>
+        </w:rPr>
       </w:pPr>
     </w:p>
     <w:p>
@@ -2884,13 +3170,23 @@
         <w:keepNext/>
         <w:spacing w:before="160" w:after="60"/>
       </w:pPr>
+      <w:proofErr w:type="gramStart"/>
       <w:r>
         <w:rPr>
           <w:rFonts w:cs="Carlito"/>
           <w:b/>
           <w:color w:val="003796"/>
         </w:rPr>
-        <w:t>A.3  Periksa folder kerja</w:t>
+        <w:t>A.3  Periksa</w:t>
+      </w:r>
+      <w:proofErr w:type="gramEnd"/>
+      <w:r>
+        <w:rPr>
+          <w:rFonts w:cs="Carlito"/>
+          <w:b/>
+          <w:color w:val="003796"/>
+        </w:rPr>
+        <w:t xml:space="preserve"> folder kerja</w:t>
       </w:r>
     </w:p>
     <w:tbl>
@@ -3055,7 +3351,20 @@
           <w:p>
             <w:pPr>
               <w:spacing w:before="20" w:after="20" w:line="252" w:lineRule="auto"/>
-            </w:pPr>
+              <w:rPr>
+                <w:sz w:val="18"/>
+                <w:szCs w:val="18"/>
+              </w:rPr>
+            </w:pPr>
+            <w:proofErr w:type="spellStart"/>
+            <w:r>
+              <w:rPr>
+                <w:sz w:val="18"/>
+                <w:szCs w:val="18"/>
+              </w:rPr>
+              <w:t>Sudah</w:t>
+            </w:r>
+            <w:proofErr w:type="spellEnd"/>
           </w:p>
         </w:tc>
       </w:tr>
@@ -3124,7 +3433,20 @@
           <w:p>
             <w:pPr>
               <w:spacing w:before="20" w:after="20" w:line="252" w:lineRule="auto"/>
-            </w:pPr>
+              <w:rPr>
+                <w:sz w:val="18"/>
+                <w:szCs w:val="18"/>
+              </w:rPr>
+            </w:pPr>
+            <w:proofErr w:type="spellStart"/>
+            <w:r>
+              <w:rPr>
+                <w:sz w:val="18"/>
+                <w:szCs w:val="18"/>
+              </w:rPr>
+              <w:t>Sudah</w:t>
+            </w:r>
+            <w:proofErr w:type="spellEnd"/>
           </w:p>
         </w:tc>
       </w:tr>
@@ -3193,7 +3515,20 @@
           <w:p>
             <w:pPr>
               <w:spacing w:before="20" w:after="20" w:line="252" w:lineRule="auto"/>
-            </w:pPr>
+              <w:rPr>
+                <w:sz w:val="18"/>
+                <w:szCs w:val="18"/>
+              </w:rPr>
+            </w:pPr>
+            <w:proofErr w:type="spellStart"/>
+            <w:r>
+              <w:rPr>
+                <w:sz w:val="18"/>
+                <w:szCs w:val="18"/>
+              </w:rPr>
+              <w:t>Sudah</w:t>
+            </w:r>
+            <w:proofErr w:type="spellEnd"/>
           </w:p>
         </w:tc>
       </w:tr>
@@ -3262,7 +3597,20 @@
           <w:p>
             <w:pPr>
               <w:spacing w:before="20" w:after="20" w:line="252" w:lineRule="auto"/>
-            </w:pPr>
+              <w:rPr>
+                <w:sz w:val="18"/>
+                <w:szCs w:val="18"/>
+              </w:rPr>
+            </w:pPr>
+            <w:proofErr w:type="spellStart"/>
+            <w:r>
+              <w:rPr>
+                <w:sz w:val="18"/>
+                <w:szCs w:val="18"/>
+              </w:rPr>
+              <w:t>Sudah</w:t>
+            </w:r>
+            <w:proofErr w:type="spellEnd"/>
           </w:p>
         </w:tc>
       </w:tr>
@@ -3304,17 +3652,7 @@
                 <w:color w:val="B00020"/>
                 <w:sz w:val="20"/>
               </w:rPr>
-              <w:t xml:space="preserve">Sebelum menghapus apa pun, pastikan pekerjaan P11 sudah di-commit.  Kerangka Vite yang dibuat di folder yang sudah berisi berkas akan menawarkan pilihan menghapus seluruh isi folder itu — dan yang </w:t>
-            </w:r>
-            <w:r>
-              <w:rPr>
-                <w:rFonts w:cs="Carlito"/>
-                <w:b/>
-                <w:color w:val="B00020"/>
-                <w:sz w:val="20"/>
-              </w:rPr>
-              <w:lastRenderedPageBreak/>
-              <w:t>tersisa hanya .git.</w:t>
+              <w:t>Sebelum menghapus apa pun, pastikan pekerjaan P11 sudah di-commit.  Kerangka Vite yang dibuat di folder yang sudah berisi berkas akan menawarkan pilihan menghapus seluruh isi folder itu — dan yang tersisa hanya .git.</w:t>
             </w:r>
           </w:p>
         </w:tc>
@@ -3437,7 +3775,20 @@
           <w:p>
             <w:pPr>
               <w:spacing w:before="20" w:after="20" w:line="252" w:lineRule="auto"/>
-            </w:pPr>
+              <w:rPr>
+                <w:sz w:val="19"/>
+                <w:szCs w:val="19"/>
+              </w:rPr>
+            </w:pPr>
+            <w:proofErr w:type="spellStart"/>
+            <w:r>
+              <w:rPr>
+                <w:sz w:val="19"/>
+                <w:szCs w:val="19"/>
+              </w:rPr>
+              <w:t>Sudah</w:t>
+            </w:r>
+            <w:proofErr w:type="spellEnd"/>
           </w:p>
         </w:tc>
       </w:tr>
@@ -3483,7 +3834,20 @@
           <w:p>
             <w:pPr>
               <w:spacing w:before="20" w:after="20" w:line="252" w:lineRule="auto"/>
-            </w:pPr>
+              <w:rPr>
+                <w:sz w:val="19"/>
+                <w:szCs w:val="19"/>
+              </w:rPr>
+            </w:pPr>
+            <w:proofErr w:type="spellStart"/>
+            <w:r>
+              <w:rPr>
+                <w:sz w:val="19"/>
+                <w:szCs w:val="19"/>
+              </w:rPr>
+              <w:t>Sudah</w:t>
+            </w:r>
+            <w:proofErr w:type="spellEnd"/>
           </w:p>
         </w:tc>
       </w:tr>
@@ -3529,7 +3893,20 @@
           <w:p>
             <w:pPr>
               <w:spacing w:before="20" w:after="20" w:line="252" w:lineRule="auto"/>
-            </w:pPr>
+              <w:rPr>
+                <w:sz w:val="19"/>
+                <w:szCs w:val="19"/>
+              </w:rPr>
+            </w:pPr>
+            <w:proofErr w:type="spellStart"/>
+            <w:r>
+              <w:rPr>
+                <w:sz w:val="19"/>
+                <w:szCs w:val="19"/>
+              </w:rPr>
+              <w:t>Sudah</w:t>
+            </w:r>
+            <w:proofErr w:type="spellEnd"/>
           </w:p>
         </w:tc>
       </w:tr>
@@ -3575,7 +3952,20 @@
           <w:p>
             <w:pPr>
               <w:spacing w:before="20" w:after="20" w:line="252" w:lineRule="auto"/>
-            </w:pPr>
+              <w:rPr>
+                <w:sz w:val="19"/>
+                <w:szCs w:val="19"/>
+              </w:rPr>
+            </w:pPr>
+            <w:proofErr w:type="spellStart"/>
+            <w:r>
+              <w:rPr>
+                <w:sz w:val="19"/>
+                <w:szCs w:val="19"/>
+              </w:rPr>
+              <w:t>Sudah</w:t>
+            </w:r>
+            <w:proofErr w:type="spellEnd"/>
           </w:p>
         </w:tc>
       </w:tr>
@@ -3621,7 +4011,20 @@
           <w:p>
             <w:pPr>
               <w:spacing w:before="20" w:after="20" w:line="252" w:lineRule="auto"/>
-            </w:pPr>
+              <w:rPr>
+                <w:sz w:val="19"/>
+                <w:szCs w:val="19"/>
+              </w:rPr>
+            </w:pPr>
+            <w:proofErr w:type="spellStart"/>
+            <w:r>
+              <w:rPr>
+                <w:sz w:val="19"/>
+                <w:szCs w:val="19"/>
+              </w:rPr>
+              <w:t>Sudah</w:t>
+            </w:r>
+            <w:proofErr w:type="spellEnd"/>
           </w:p>
         </w:tc>
       </w:tr>
@@ -20838,7 +21241,115 @@
         <w:color w:val="5A6080"/>
         <w:sz w:val="15"/>
       </w:rPr>
-      <w:t>PABW 2026/2027  ·  Pertemuan 12  ·  Build Tooling, npm, dan Framework SPA  ·  Universitas Islam Indonesia  ·  halaman</w:t>
+      <w:t>PABW 2026/</w:t>
+    </w:r>
+    <w:proofErr w:type="gramStart"/>
+    <w:r>
+      <w:rPr>
+        <w:rFonts w:cs="Carlito"/>
+        <w:color w:val="5A6080"/>
+        <w:sz w:val="15"/>
+      </w:rPr>
+      <w:t>2027  ·</w:t>
+    </w:r>
+    <w:proofErr w:type="gramEnd"/>
+    <w:r>
+      <w:rPr>
+        <w:rFonts w:cs="Carlito"/>
+        <w:color w:val="5A6080"/>
+        <w:sz w:val="15"/>
+      </w:rPr>
+      <w:t xml:space="preserve">  </w:t>
+    </w:r>
+    <w:proofErr w:type="spellStart"/>
+    <w:r>
+      <w:rPr>
+        <w:rFonts w:cs="Carlito"/>
+        <w:color w:val="5A6080"/>
+        <w:sz w:val="15"/>
+      </w:rPr>
+      <w:t>Pertemuan</w:t>
+    </w:r>
+    <w:proofErr w:type="spellEnd"/>
+    <w:r>
+      <w:rPr>
+        <w:rFonts w:cs="Carlito"/>
+        <w:color w:val="5A6080"/>
+        <w:sz w:val="15"/>
+      </w:rPr>
+      <w:t xml:space="preserve"> </w:t>
+    </w:r>
+    <w:proofErr w:type="gramStart"/>
+    <w:r>
+      <w:rPr>
+        <w:rFonts w:cs="Carlito"/>
+        <w:color w:val="5A6080"/>
+        <w:sz w:val="15"/>
+      </w:rPr>
+      <w:t>12  ·</w:t>
+    </w:r>
+    <w:proofErr w:type="gramEnd"/>
+    <w:r>
+      <w:rPr>
+        <w:rFonts w:cs="Carlito"/>
+        <w:color w:val="5A6080"/>
+        <w:sz w:val="15"/>
+      </w:rPr>
+      <w:t xml:space="preserve">  Build Tooling, </w:t>
+    </w:r>
+    <w:proofErr w:type="spellStart"/>
+    <w:r>
+      <w:rPr>
+        <w:rFonts w:cs="Carlito"/>
+        <w:color w:val="5A6080"/>
+        <w:sz w:val="15"/>
+      </w:rPr>
+      <w:t>npm</w:t>
+    </w:r>
+    <w:proofErr w:type="spellEnd"/>
+    <w:r>
+      <w:rPr>
+        <w:rFonts w:cs="Carlito"/>
+        <w:color w:val="5A6080"/>
+        <w:sz w:val="15"/>
+      </w:rPr>
+      <w:t xml:space="preserve">, dan Framework </w:t>
+    </w:r>
+    <w:proofErr w:type="gramStart"/>
+    <w:r>
+      <w:rPr>
+        <w:rFonts w:cs="Carlito"/>
+        <w:color w:val="5A6080"/>
+        <w:sz w:val="15"/>
+      </w:rPr>
+      <w:t>SPA  ·</w:t>
+    </w:r>
+    <w:proofErr w:type="gramEnd"/>
+    <w:r>
+      <w:rPr>
+        <w:rFonts w:cs="Carlito"/>
+        <w:color w:val="5A6080"/>
+        <w:sz w:val="15"/>
+      </w:rPr>
+      <w:t xml:space="preserve">  Universitas Islam </w:t>
+    </w:r>
+    <w:proofErr w:type="gramStart"/>
+    <w:r>
+      <w:rPr>
+        <w:rFonts w:cs="Carlito"/>
+        <w:color w:val="5A6080"/>
+        <w:sz w:val="15"/>
+      </w:rPr>
+      <w:t>Indonesia  ·</w:t>
+    </w:r>
+    <w:proofErr w:type="gramEnd"/>
+    <w:r>
+      <w:rPr>
+        <w:rFonts w:cs="Carlito"/>
+        <w:color w:val="5A6080"/>
+        <w:sz w:val="15"/>
+      </w:rPr>
+      <w:t xml:space="preserve">  halaman</w:t>
     </w:r>
     <w:r>
       <w:fldChar w:fldCharType="begin"/>
@@ -21704,7 +22215,6 @@
   <w:style w:type="character" w:default="1" w:styleId="DefaultParagraphFont">
     <w:name w:val="Default Paragraph Font"/>
     <w:uiPriority w:val="1"/>
-    <w:semiHidden/>
     <w:unhideWhenUsed/>
   </w:style>
   <w:style w:type="table" w:default="1" w:styleId="TableNormal">

--- a/ORLANDO RYAN SADEWA - P12/Worksheet/12. Worksheet_PABW_Pertemuan12 - ID (revisi sinkron).docx
+++ b/ORLANDO RYAN SADEWA - P12/Worksheet/12. Worksheet_PABW_Pertemuan12 - ID (revisi sinkron).docx
@@ -6118,7 +6118,20 @@
           <w:p>
             <w:pPr>
               <w:spacing w:before="20" w:after="20" w:line="252" w:lineRule="auto"/>
-            </w:pPr>
+              <w:rPr>
+                <w:sz w:val="18"/>
+                <w:szCs w:val="18"/>
+              </w:rPr>
+            </w:pPr>
+            <w:proofErr w:type="spellStart"/>
+            <w:r>
+              <w:rPr>
+                <w:sz w:val="18"/>
+                <w:szCs w:val="18"/>
+              </w:rPr>
+              <w:t>Sudah</w:t>
+            </w:r>
+            <w:proofErr w:type="spellEnd"/>
           </w:p>
         </w:tc>
       </w:tr>
@@ -6187,7 +6200,20 @@
           <w:p>
             <w:pPr>
               <w:spacing w:before="20" w:after="20" w:line="252" w:lineRule="auto"/>
-            </w:pPr>
+              <w:rPr>
+                <w:sz w:val="18"/>
+                <w:szCs w:val="18"/>
+              </w:rPr>
+            </w:pPr>
+            <w:proofErr w:type="spellStart"/>
+            <w:r>
+              <w:rPr>
+                <w:sz w:val="18"/>
+                <w:szCs w:val="18"/>
+              </w:rPr>
+              <w:t>Sudah</w:t>
+            </w:r>
+            <w:proofErr w:type="spellEnd"/>
           </w:p>
         </w:tc>
       </w:tr>
@@ -6256,7 +6282,20 @@
           <w:p>
             <w:pPr>
               <w:spacing w:before="20" w:after="20" w:line="252" w:lineRule="auto"/>
-            </w:pPr>
+              <w:rPr>
+                <w:sz w:val="18"/>
+                <w:szCs w:val="18"/>
+              </w:rPr>
+            </w:pPr>
+            <w:proofErr w:type="spellStart"/>
+            <w:r>
+              <w:rPr>
+                <w:sz w:val="18"/>
+                <w:szCs w:val="18"/>
+              </w:rPr>
+              <w:t>Sudah</w:t>
+            </w:r>
+            <w:proofErr w:type="spellEnd"/>
           </w:p>
         </w:tc>
       </w:tr>
@@ -6325,7 +6364,20 @@
           <w:p>
             <w:pPr>
               <w:spacing w:before="20" w:after="20" w:line="252" w:lineRule="auto"/>
-            </w:pPr>
+              <w:rPr>
+                <w:sz w:val="18"/>
+                <w:szCs w:val="18"/>
+              </w:rPr>
+            </w:pPr>
+            <w:proofErr w:type="spellStart"/>
+            <w:r>
+              <w:rPr>
+                <w:sz w:val="18"/>
+                <w:szCs w:val="18"/>
+              </w:rPr>
+              <w:t>Sudah</w:t>
+            </w:r>
+            <w:proofErr w:type="spellEnd"/>
           </w:p>
         </w:tc>
       </w:tr>
@@ -6394,7 +6446,20 @@
           <w:p>
             <w:pPr>
               <w:spacing w:before="20" w:after="20" w:line="252" w:lineRule="auto"/>
-            </w:pPr>
+              <w:rPr>
+                <w:sz w:val="18"/>
+                <w:szCs w:val="18"/>
+              </w:rPr>
+            </w:pPr>
+            <w:proofErr w:type="spellStart"/>
+            <w:r>
+              <w:rPr>
+                <w:sz w:val="18"/>
+                <w:szCs w:val="18"/>
+              </w:rPr>
+              <w:t>Sudah</w:t>
+            </w:r>
+            <w:proofErr w:type="spellEnd"/>
           </w:p>
         </w:tc>
       </w:tr>

--- a/ORLANDO RYAN SADEWA - P12/Worksheet/12. Worksheet_PABW_Pertemuan12 - ID (revisi sinkron).docx
+++ b/ORLANDO RYAN SADEWA - P12/Worksheet/12. Worksheet_PABW_Pertemuan12 - ID (revisi sinkron).docx
@@ -7839,7 +7839,20 @@
           <w:p>
             <w:pPr>
               <w:spacing w:before="20" w:after="20" w:line="252" w:lineRule="auto"/>
-            </w:pPr>
+              <w:rPr>
+                <w:sz w:val="18"/>
+                <w:szCs w:val="18"/>
+              </w:rPr>
+            </w:pPr>
+            <w:proofErr w:type="spellStart"/>
+            <w:r>
+              <w:rPr>
+                <w:sz w:val="18"/>
+                <w:szCs w:val="18"/>
+              </w:rPr>
+              <w:t>Sudah</w:t>
+            </w:r>
+            <w:proofErr w:type="spellEnd"/>
           </w:p>
         </w:tc>
       </w:tr>
@@ -7908,7 +7921,20 @@
           <w:p>
             <w:pPr>
               <w:spacing w:before="20" w:after="20" w:line="252" w:lineRule="auto"/>
-            </w:pPr>
+              <w:rPr>
+                <w:sz w:val="18"/>
+                <w:szCs w:val="18"/>
+              </w:rPr>
+            </w:pPr>
+            <w:proofErr w:type="spellStart"/>
+            <w:r>
+              <w:rPr>
+                <w:sz w:val="18"/>
+                <w:szCs w:val="18"/>
+              </w:rPr>
+              <w:t>Sudah</w:t>
+            </w:r>
+            <w:proofErr w:type="spellEnd"/>
           </w:p>
         </w:tc>
       </w:tr>
@@ -7977,7 +8003,20 @@
           <w:p>
             <w:pPr>
               <w:spacing w:before="20" w:after="20" w:line="252" w:lineRule="auto"/>
-            </w:pPr>
+              <w:rPr>
+                <w:sz w:val="18"/>
+                <w:szCs w:val="18"/>
+              </w:rPr>
+            </w:pPr>
+            <w:proofErr w:type="spellStart"/>
+            <w:r>
+              <w:rPr>
+                <w:sz w:val="18"/>
+                <w:szCs w:val="18"/>
+              </w:rPr>
+              <w:t>Sudah</w:t>
+            </w:r>
+            <w:proofErr w:type="spellEnd"/>
           </w:p>
         </w:tc>
       </w:tr>
@@ -8046,7 +8085,20 @@
           <w:p>
             <w:pPr>
               <w:spacing w:before="20" w:after="20" w:line="252" w:lineRule="auto"/>
-            </w:pPr>
+              <w:rPr>
+                <w:sz w:val="18"/>
+                <w:szCs w:val="18"/>
+              </w:rPr>
+            </w:pPr>
+            <w:proofErr w:type="spellStart"/>
+            <w:r>
+              <w:rPr>
+                <w:sz w:val="18"/>
+                <w:szCs w:val="18"/>
+              </w:rPr>
+              <w:t>Sudah</w:t>
+            </w:r>
+            <w:proofErr w:type="spellEnd"/>
           </w:p>
         </w:tc>
       </w:tr>
@@ -8115,7 +8167,20 @@
           <w:p>
             <w:pPr>
               <w:spacing w:before="20" w:after="20" w:line="252" w:lineRule="auto"/>
-            </w:pPr>
+              <w:rPr>
+                <w:sz w:val="18"/>
+                <w:szCs w:val="18"/>
+              </w:rPr>
+            </w:pPr>
+            <w:proofErr w:type="spellStart"/>
+            <w:r>
+              <w:rPr>
+                <w:sz w:val="18"/>
+                <w:szCs w:val="18"/>
+              </w:rPr>
+              <w:t>Sudah</w:t>
+            </w:r>
+            <w:proofErr w:type="spellEnd"/>
           </w:p>
         </w:tc>
       </w:tr>
@@ -8657,6 +8722,11 @@
             <w:pPr>
               <w:spacing w:before="20" w:after="20" w:line="252" w:lineRule="auto"/>
             </w:pPr>
+            <w:proofErr w:type="spellStart"/>
+            <w:r>
+              <w:t>Sudah</w:t>
+            </w:r>
+            <w:proofErr w:type="spellEnd"/>
           </w:p>
         </w:tc>
       </w:tr>
@@ -8726,6 +8796,11 @@
             <w:pPr>
               <w:spacing w:before="20" w:after="20" w:line="252" w:lineRule="auto"/>
             </w:pPr>
+            <w:proofErr w:type="spellStart"/>
+            <w:r>
+              <w:t>Sudah</w:t>
+            </w:r>
+            <w:proofErr w:type="spellEnd"/>
           </w:p>
         </w:tc>
       </w:tr>
@@ -8795,6 +8870,11 @@
             <w:pPr>
               <w:spacing w:before="20" w:after="20" w:line="252" w:lineRule="auto"/>
             </w:pPr>
+            <w:proofErr w:type="spellStart"/>
+            <w:r>
+              <w:t>Sudah</w:t>
+            </w:r>
+            <w:proofErr w:type="spellEnd"/>
           </w:p>
         </w:tc>
       </w:tr>
@@ -8864,6 +8944,11 @@
             <w:pPr>
               <w:spacing w:before="20" w:after="20" w:line="252" w:lineRule="auto"/>
             </w:pPr>
+            <w:proofErr w:type="spellStart"/>
+            <w:r>
+              <w:t>Sudah</w:t>
+            </w:r>
+            <w:proofErr w:type="spellEnd"/>
           </w:p>
         </w:tc>
       </w:tr>
@@ -10476,6 +10561,11 @@
             <w:pPr>
               <w:spacing w:before="20" w:after="20" w:line="252" w:lineRule="auto"/>
             </w:pPr>
+            <w:proofErr w:type="spellStart"/>
+            <w:r>
+              <w:t>Sudah</w:t>
+            </w:r>
+            <w:proofErr w:type="spellEnd"/>
           </w:p>
         </w:tc>
       </w:tr>
@@ -10545,6 +10635,11 @@
             <w:pPr>
               <w:spacing w:before="20" w:after="20" w:line="252" w:lineRule="auto"/>
             </w:pPr>
+            <w:proofErr w:type="spellStart"/>
+            <w:r>
+              <w:t>Sudah</w:t>
+            </w:r>
+            <w:proofErr w:type="spellEnd"/>
           </w:p>
         </w:tc>
       </w:tr>
@@ -10615,6 +10710,11 @@
             <w:pPr>
               <w:spacing w:before="20" w:after="20" w:line="252" w:lineRule="auto"/>
             </w:pPr>
+            <w:proofErr w:type="spellStart"/>
+            <w:r>
+              <w:t>Sudah</w:t>
+            </w:r>
+            <w:proofErr w:type="spellEnd"/>
           </w:p>
         </w:tc>
       </w:tr>
@@ -10684,6 +10784,11 @@
             <w:pPr>
               <w:spacing w:before="20" w:after="20" w:line="252" w:lineRule="auto"/>
             </w:pPr>
+            <w:proofErr w:type="spellStart"/>
+            <w:r>
+              <w:t>Sudah</w:t>
+            </w:r>
+            <w:proofErr w:type="spellEnd"/>
           </w:p>
         </w:tc>
       </w:tr>
@@ -10753,6 +10858,11 @@
             <w:pPr>
               <w:spacing w:before="20" w:after="20" w:line="252" w:lineRule="auto"/>
             </w:pPr>
+            <w:proofErr w:type="spellStart"/>
+            <w:r>
+              <w:t>Sudah</w:t>
+            </w:r>
+            <w:proofErr w:type="spellEnd"/>
           </w:p>
         </w:tc>
       </w:tr>
@@ -10958,7 +11068,36 @@
           <w:p>
             <w:pPr>
               <w:spacing w:before="20" w:after="20" w:line="252" w:lineRule="auto"/>
-            </w:pPr>
+              <w:rPr>
+                <w:sz w:val="18"/>
+                <w:szCs w:val="18"/>
+              </w:rPr>
+            </w:pPr>
+            <w:proofErr w:type="spellStart"/>
+            <w:proofErr w:type="gramStart"/>
+            <w:r>
+              <w:rPr>
+                <w:sz w:val="18"/>
+                <w:szCs w:val="18"/>
+              </w:rPr>
+              <w:t>defineProps</w:t>
+            </w:r>
+            <w:proofErr w:type="spellEnd"/>
+            <w:r>
+              <w:rPr>
+                <w:sz w:val="18"/>
+                <w:szCs w:val="18"/>
+              </w:rPr>
+              <w:t>(</w:t>
+            </w:r>
+            <w:proofErr w:type="gramEnd"/>
+            <w:r>
+              <w:rPr>
+                <w:sz w:val="18"/>
+                <w:szCs w:val="18"/>
+              </w:rPr>
+              <w:t>), header, nav, input, label</w:t>
+            </w:r>
           </w:p>
         </w:tc>
         <w:tc>
@@ -10974,7 +11113,27 @@
           <w:p>
             <w:pPr>
               <w:spacing w:before="20" w:after="20" w:line="252" w:lineRule="auto"/>
-            </w:pPr>
+              <w:rPr>
+                <w:sz w:val="18"/>
+                <w:szCs w:val="18"/>
+              </w:rPr>
+            </w:pPr>
+            <w:r>
+              <w:rPr>
+                <w:sz w:val="18"/>
+                <w:szCs w:val="18"/>
+              </w:rPr>
+              <w:t xml:space="preserve">Ya, </w:t>
+            </w:r>
+            <w:proofErr w:type="spellStart"/>
+            <w:r>
+              <w:rPr>
+                <w:sz w:val="18"/>
+                <w:szCs w:val="18"/>
+              </w:rPr>
+              <w:t>profil</w:t>
+            </w:r>
+            <w:proofErr w:type="spellEnd"/>
           </w:p>
         </w:tc>
       </w:tr>
@@ -11020,7 +11179,61 @@
           <w:p>
             <w:pPr>
               <w:spacing w:before="20" w:after="20" w:line="252" w:lineRule="auto"/>
-            </w:pPr>
+              <w:rPr>
+                <w:sz w:val="18"/>
+                <w:szCs w:val="18"/>
+              </w:rPr>
+            </w:pPr>
+            <w:proofErr w:type="spellStart"/>
+            <w:proofErr w:type="gramStart"/>
+            <w:r>
+              <w:rPr>
+                <w:sz w:val="18"/>
+                <w:szCs w:val="18"/>
+              </w:rPr>
+              <w:t>defineProps</w:t>
+            </w:r>
+            <w:proofErr w:type="spellEnd"/>
+            <w:r>
+              <w:rPr>
+                <w:sz w:val="18"/>
+                <w:szCs w:val="18"/>
+              </w:rPr>
+              <w:t>(</w:t>
+            </w:r>
+            <w:proofErr w:type="gramEnd"/>
+            <w:r>
+              <w:rPr>
+                <w:sz w:val="18"/>
+                <w:szCs w:val="18"/>
+              </w:rPr>
+              <w:t xml:space="preserve">), </w:t>
+            </w:r>
+            <w:proofErr w:type="spellStart"/>
+            <w:proofErr w:type="gramStart"/>
+            <w:r>
+              <w:rPr>
+                <w:sz w:val="18"/>
+                <w:szCs w:val="18"/>
+              </w:rPr>
+              <w:t>defineEmits</w:t>
+            </w:r>
+            <w:proofErr w:type="spellEnd"/>
+            <w:r>
+              <w:rPr>
+                <w:sz w:val="18"/>
+                <w:szCs w:val="18"/>
+              </w:rPr>
+              <w:t>(</w:t>
+            </w:r>
+            <w:proofErr w:type="gramEnd"/>
+            <w:r>
+              <w:rPr>
+                <w:sz w:val="18"/>
+                <w:szCs w:val="18"/>
+              </w:rPr>
+              <w:t>), button, event @click</w:t>
+            </w:r>
           </w:p>
         </w:tc>
         <w:tc>
@@ -11036,7 +11249,27 @@
           <w:p>
             <w:pPr>
               <w:spacing w:before="20" w:after="20" w:line="252" w:lineRule="auto"/>
-            </w:pPr>
+              <w:rPr>
+                <w:sz w:val="18"/>
+                <w:szCs w:val="18"/>
+              </w:rPr>
+            </w:pPr>
+            <w:r>
+              <w:rPr>
+                <w:sz w:val="18"/>
+                <w:szCs w:val="18"/>
+              </w:rPr>
+              <w:t xml:space="preserve">Ya, </w:t>
+            </w:r>
+            <w:proofErr w:type="spellStart"/>
+            <w:r>
+              <w:rPr>
+                <w:sz w:val="18"/>
+                <w:szCs w:val="18"/>
+              </w:rPr>
+              <w:t>kategoriAktif</w:t>
+            </w:r>
+            <w:proofErr w:type="spellEnd"/>
           </w:p>
         </w:tc>
       </w:tr>
@@ -11082,7 +11315,61 @@
           <w:p>
             <w:pPr>
               <w:spacing w:before="20" w:after="20" w:line="252" w:lineRule="auto"/>
-            </w:pPr>
+              <w:rPr>
+                <w:sz w:val="18"/>
+                <w:szCs w:val="18"/>
+              </w:rPr>
+            </w:pPr>
+            <w:proofErr w:type="spellStart"/>
+            <w:proofErr w:type="gramStart"/>
+            <w:r>
+              <w:rPr>
+                <w:sz w:val="18"/>
+                <w:szCs w:val="18"/>
+              </w:rPr>
+              <w:t>defineProps</w:t>
+            </w:r>
+            <w:proofErr w:type="spellEnd"/>
+            <w:r>
+              <w:rPr>
+                <w:sz w:val="18"/>
+                <w:szCs w:val="18"/>
+              </w:rPr>
+              <w:t>(</w:t>
+            </w:r>
+            <w:proofErr w:type="gramEnd"/>
+            <w:r>
+              <w:rPr>
+                <w:sz w:val="18"/>
+                <w:szCs w:val="18"/>
+              </w:rPr>
+              <w:t xml:space="preserve">), </w:t>
+            </w:r>
+            <w:proofErr w:type="spellStart"/>
+            <w:proofErr w:type="gramStart"/>
+            <w:r>
+              <w:rPr>
+                <w:sz w:val="18"/>
+                <w:szCs w:val="18"/>
+              </w:rPr>
+              <w:t>defineEmits</w:t>
+            </w:r>
+            <w:proofErr w:type="spellEnd"/>
+            <w:r>
+              <w:rPr>
+                <w:sz w:val="18"/>
+                <w:szCs w:val="18"/>
+              </w:rPr>
+              <w:t>(</w:t>
+            </w:r>
+            <w:proofErr w:type="gramEnd"/>
+            <w:r>
+              <w:rPr>
+                <w:sz w:val="18"/>
+                <w:szCs w:val="18"/>
+              </w:rPr>
+              <w:t>), v-if, v-for, button</w:t>
+            </w:r>
           </w:p>
         </w:tc>
         <w:tc>
@@ -11098,7 +11385,59 @@
           <w:p>
             <w:pPr>
               <w:spacing w:before="20" w:after="20" w:line="252" w:lineRule="auto"/>
-            </w:pPr>
+              <w:rPr>
+                <w:sz w:val="18"/>
+                <w:szCs w:val="18"/>
+              </w:rPr>
+            </w:pPr>
+            <w:r>
+              <w:rPr>
+                <w:sz w:val="18"/>
+                <w:szCs w:val="18"/>
+              </w:rPr>
+              <w:t xml:space="preserve">Ya, daftar, </w:t>
+            </w:r>
+            <w:proofErr w:type="spellStart"/>
+            <w:r>
+              <w:rPr>
+                <w:sz w:val="18"/>
+                <w:szCs w:val="18"/>
+              </w:rPr>
+              <w:t>favorit</w:t>
+            </w:r>
+            <w:proofErr w:type="spellEnd"/>
+            <w:r>
+              <w:rPr>
+                <w:sz w:val="18"/>
+                <w:szCs w:val="18"/>
+              </w:rPr>
+              <w:t xml:space="preserve">, </w:t>
+            </w:r>
+            <w:proofErr w:type="spellStart"/>
+            <w:r>
+              <w:rPr>
+                <w:sz w:val="18"/>
+                <w:szCs w:val="18"/>
+              </w:rPr>
+              <w:t>memuat</w:t>
+            </w:r>
+            <w:proofErr w:type="spellEnd"/>
+            <w:r>
+              <w:rPr>
+                <w:sz w:val="18"/>
+                <w:szCs w:val="18"/>
+              </w:rPr>
+              <w:t xml:space="preserve">, </w:t>
+            </w:r>
+            <w:proofErr w:type="spellStart"/>
+            <w:r>
+              <w:rPr>
+                <w:sz w:val="18"/>
+                <w:szCs w:val="18"/>
+              </w:rPr>
+              <w:t>galat</w:t>
+            </w:r>
+            <w:proofErr w:type="spellEnd"/>
           </w:p>
         </w:tc>
       </w:tr>
@@ -11144,7 +11483,68 @@
           <w:p>
             <w:pPr>
               <w:spacing w:before="20" w:after="20" w:line="252" w:lineRule="auto"/>
-            </w:pPr>
+              <w:rPr>
+                <w:sz w:val="18"/>
+                <w:szCs w:val="18"/>
+              </w:rPr>
+            </w:pPr>
+            <w:proofErr w:type="gramStart"/>
+            <w:r>
+              <w:rPr>
+                <w:sz w:val="18"/>
+                <w:szCs w:val="18"/>
+              </w:rPr>
+              <w:t>reactive(</w:t>
+            </w:r>
+            <w:proofErr w:type="gramEnd"/>
+            <w:r>
+              <w:rPr>
+                <w:sz w:val="18"/>
+                <w:szCs w:val="18"/>
+              </w:rPr>
+              <w:t xml:space="preserve">), </w:t>
+            </w:r>
+            <w:proofErr w:type="spellStart"/>
+            <w:proofErr w:type="gramStart"/>
+            <w:r>
+              <w:rPr>
+                <w:sz w:val="18"/>
+                <w:szCs w:val="18"/>
+              </w:rPr>
+              <w:t>defineEmits</w:t>
+            </w:r>
+            <w:proofErr w:type="spellEnd"/>
+            <w:r>
+              <w:rPr>
+                <w:sz w:val="18"/>
+                <w:szCs w:val="18"/>
+              </w:rPr>
+              <w:t>(</w:t>
+            </w:r>
+            <w:proofErr w:type="gramEnd"/>
+            <w:r>
+              <w:rPr>
+                <w:sz w:val="18"/>
+                <w:szCs w:val="18"/>
+              </w:rPr>
+              <w:t xml:space="preserve">), v-model, form, input, </w:t>
+            </w:r>
+            <w:proofErr w:type="spellStart"/>
+            <w:r>
+              <w:rPr>
+                <w:sz w:val="18"/>
+                <w:szCs w:val="18"/>
+              </w:rPr>
+              <w:t>textarea</w:t>
+            </w:r>
+            <w:proofErr w:type="spellEnd"/>
+            <w:r>
+              <w:rPr>
+                <w:sz w:val="18"/>
+                <w:szCs w:val="18"/>
+              </w:rPr>
+              <w:t>, button</w:t>
+            </w:r>
           </w:p>
         </w:tc>
         <w:tc>
@@ -11160,7 +11560,18 @@
           <w:p>
             <w:pPr>
               <w:spacing w:before="20" w:after="20" w:line="252" w:lineRule="auto"/>
-            </w:pPr>
+              <w:rPr>
+                <w:sz w:val="18"/>
+                <w:szCs w:val="18"/>
+              </w:rPr>
+            </w:pPr>
+            <w:r>
+              <w:rPr>
+                <w:sz w:val="18"/>
+                <w:szCs w:val="18"/>
+              </w:rPr>
+              <w:t>Tidak</w:t>
+            </w:r>
           </w:p>
         </w:tc>
       </w:tr>

--- a/ORLANDO RYAN SADEWA - P12/Worksheet/12. Worksheet_PABW_Pertemuan12 - ID (revisi sinkron).docx
+++ b/ORLANDO RYAN SADEWA - P12/Worksheet/12. Worksheet_PABW_Pertemuan12 - ID (revisi sinkron).docx
@@ -375,6 +375,44 @@
         <w:spacing w:after="60"/>
       </w:pPr>
     </w:p>
+    <w:p>
+      <w:pPr>
+        <w:spacing w:after="60"/>
+        <w:rPr>
+          <w:b/>
+          <w:bCs/>
+          <w:sz w:val="20"/>
+          <w:szCs w:val="20"/>
+        </w:rPr>
+      </w:pPr>
+      <w:r>
+        <w:rPr>
+          <w:b/>
+          <w:bCs/>
+          <w:sz w:val="20"/>
+          <w:szCs w:val="20"/>
+        </w:rPr>
+        <w:t>NOTE (LINK Repository):</w:t>
+      </w:r>
+    </w:p>
+    <w:p>
+      <w:pPr>
+        <w:spacing w:after="60"/>
+        <w:rPr>
+          <w:sz w:val="20"/>
+          <w:szCs w:val="20"/>
+          <w:lang w:val="en-ID"/>
+        </w:rPr>
+      </w:pPr>
+      <w:r>
+        <w:rPr>
+          <w:sz w:val="20"/>
+          <w:szCs w:val="20"/>
+          <w:lang w:val="en-ID"/>
+        </w:rPr>
+        <w:t>https://github.com/Brawijayadewa/PABW-Orlando-ryan-sadewa</w:t>
+      </w:r>
+    </w:p>
     <w:tbl>
       <w:tblPr>
         <w:tblW w:w="0" w:type="auto"/>
@@ -1866,17 +1904,8 @@
                 <w:color w:val="003796"/>
                 <w:sz w:val="20"/>
               </w:rPr>
-              <w:t xml:space="preserve">Selalu kerjakan berurutan.  Lembar C mengandaikan lembar B sudah selesai, dan lembar E mengandaikan empat komponen sudah tersusun. Kolom paling kanan bukan batas waktu — hanya </w:t>
-            </w:r>
-            <w:r>
-              <w:rPr>
-                <w:rFonts w:cs="Carlito"/>
-                <w:b/>
-                <w:color w:val="003796"/>
-                <w:sz w:val="20"/>
-              </w:rPr>
               <w:lastRenderedPageBreak/>
-              <w:t>penunjuk laju.</w:t>
+              <w:t>Selalu kerjakan berurutan.  Lembar C mengandaikan lembar B sudah selesai, dan lembar E mengandaikan empat komponen sudah tersusun. Kolom paling kanan bukan batas waktu — hanya penunjuk laju.</w:t>
             </w:r>
           </w:p>
         </w:tc>
@@ -2383,39 +2412,7 @@
                 <w:sz w:val="18"/>
                 <w:szCs w:val="18"/>
               </w:rPr>
-              <w:t>10.9.2 (</w:t>
-            </w:r>
-            <w:proofErr w:type="spellStart"/>
-            <w:r>
-              <w:rPr>
-                <w:sz w:val="18"/>
-                <w:szCs w:val="18"/>
-              </w:rPr>
-              <w:t>diperiksa</w:t>
-            </w:r>
-            <w:proofErr w:type="spellEnd"/>
-            <w:r>
-              <w:rPr>
-                <w:sz w:val="18"/>
-                <w:szCs w:val="18"/>
-              </w:rPr>
-              <w:t xml:space="preserve"> </w:t>
-            </w:r>
-            <w:proofErr w:type="spellStart"/>
-            <w:r>
-              <w:rPr>
-                <w:sz w:val="18"/>
-                <w:szCs w:val="18"/>
-              </w:rPr>
-              <w:t>dengan</w:t>
-            </w:r>
-            <w:proofErr w:type="spellEnd"/>
-            <w:r>
-              <w:rPr>
-                <w:sz w:val="18"/>
-                <w:szCs w:val="18"/>
-              </w:rPr>
-              <w:t xml:space="preserve"> npm.cmd -v)</w:t>
+              <w:t>10.9.2 (diperiksa dengan npm.cmd -v)</w:t>
             </w:r>
           </w:p>
         </w:tc>
@@ -3170,23 +3167,13 @@
         <w:keepNext/>
         <w:spacing w:before="160" w:after="60"/>
       </w:pPr>
-      <w:proofErr w:type="gramStart"/>
       <w:r>
         <w:rPr>
           <w:rFonts w:cs="Carlito"/>
           <w:b/>
           <w:color w:val="003796"/>
         </w:rPr>
-        <w:t>A.3  Periksa</w:t>
-      </w:r>
-      <w:proofErr w:type="gramEnd"/>
-      <w:r>
-        <w:rPr>
-          <w:rFonts w:cs="Carlito"/>
-          <w:b/>
-          <w:color w:val="003796"/>
-        </w:rPr>
-        <w:t xml:space="preserve"> folder kerja</w:t>
+        <w:t>A.3  Periksa folder kerja</w:t>
       </w:r>
     </w:p>
     <w:tbl>
@@ -3356,7 +3343,6 @@
                 <w:szCs w:val="18"/>
               </w:rPr>
             </w:pPr>
-            <w:proofErr w:type="spellStart"/>
             <w:r>
               <w:rPr>
                 <w:sz w:val="18"/>
@@ -3364,7 +3350,6 @@
               </w:rPr>
               <w:t>Sudah</w:t>
             </w:r>
-            <w:proofErr w:type="spellEnd"/>
           </w:p>
         </w:tc>
       </w:tr>
@@ -3438,7 +3423,6 @@
                 <w:szCs w:val="18"/>
               </w:rPr>
             </w:pPr>
-            <w:proofErr w:type="spellStart"/>
             <w:r>
               <w:rPr>
                 <w:sz w:val="18"/>
@@ -3446,7 +3430,6 @@
               </w:rPr>
               <w:t>Sudah</w:t>
             </w:r>
-            <w:proofErr w:type="spellEnd"/>
           </w:p>
         </w:tc>
       </w:tr>
@@ -3520,7 +3503,6 @@
                 <w:szCs w:val="18"/>
               </w:rPr>
             </w:pPr>
-            <w:proofErr w:type="spellStart"/>
             <w:r>
               <w:rPr>
                 <w:sz w:val="18"/>
@@ -3528,7 +3510,6 @@
               </w:rPr>
               <w:t>Sudah</w:t>
             </w:r>
-            <w:proofErr w:type="spellEnd"/>
           </w:p>
         </w:tc>
       </w:tr>
@@ -3602,7 +3583,6 @@
                 <w:szCs w:val="18"/>
               </w:rPr>
             </w:pPr>
-            <w:proofErr w:type="spellStart"/>
             <w:r>
               <w:rPr>
                 <w:sz w:val="18"/>
@@ -3610,7 +3590,6 @@
               </w:rPr>
               <w:t>Sudah</w:t>
             </w:r>
-            <w:proofErr w:type="spellEnd"/>
           </w:p>
         </w:tc>
       </w:tr>
@@ -3780,7 +3759,6 @@
                 <w:szCs w:val="19"/>
               </w:rPr>
             </w:pPr>
-            <w:proofErr w:type="spellStart"/>
             <w:r>
               <w:rPr>
                 <w:sz w:val="19"/>
@@ -3788,7 +3766,6 @@
               </w:rPr>
               <w:t>Sudah</w:t>
             </w:r>
-            <w:proofErr w:type="spellEnd"/>
           </w:p>
         </w:tc>
       </w:tr>
@@ -3839,7 +3816,6 @@
                 <w:szCs w:val="19"/>
               </w:rPr>
             </w:pPr>
-            <w:proofErr w:type="spellStart"/>
             <w:r>
               <w:rPr>
                 <w:sz w:val="19"/>
@@ -3847,7 +3823,6 @@
               </w:rPr>
               <w:t>Sudah</w:t>
             </w:r>
-            <w:proofErr w:type="spellEnd"/>
           </w:p>
         </w:tc>
       </w:tr>
@@ -3898,7 +3873,6 @@
                 <w:szCs w:val="19"/>
               </w:rPr>
             </w:pPr>
-            <w:proofErr w:type="spellStart"/>
             <w:r>
               <w:rPr>
                 <w:sz w:val="19"/>
@@ -3906,7 +3880,6 @@
               </w:rPr>
               <w:t>Sudah</w:t>
             </w:r>
-            <w:proofErr w:type="spellEnd"/>
           </w:p>
         </w:tc>
       </w:tr>
@@ -3957,7 +3930,6 @@
                 <w:szCs w:val="19"/>
               </w:rPr>
             </w:pPr>
-            <w:proofErr w:type="spellStart"/>
             <w:r>
               <w:rPr>
                 <w:sz w:val="19"/>
@@ -3965,7 +3937,6 @@
               </w:rPr>
               <w:t>Sudah</w:t>
             </w:r>
-            <w:proofErr w:type="spellEnd"/>
           </w:p>
         </w:tc>
       </w:tr>
@@ -4016,7 +3987,6 @@
                 <w:szCs w:val="19"/>
               </w:rPr>
             </w:pPr>
-            <w:proofErr w:type="spellStart"/>
             <w:r>
               <w:rPr>
                 <w:sz w:val="19"/>
@@ -4024,7 +3994,6 @@
               </w:rPr>
               <w:t>Sudah</w:t>
             </w:r>
-            <w:proofErr w:type="spellEnd"/>
           </w:p>
         </w:tc>
       </w:tr>
@@ -6123,7 +6092,6 @@
                 <w:szCs w:val="18"/>
               </w:rPr>
             </w:pPr>
-            <w:proofErr w:type="spellStart"/>
             <w:r>
               <w:rPr>
                 <w:sz w:val="18"/>
@@ -6131,7 +6099,6 @@
               </w:rPr>
               <w:t>Sudah</w:t>
             </w:r>
-            <w:proofErr w:type="spellEnd"/>
           </w:p>
         </w:tc>
       </w:tr>
@@ -6205,7 +6172,6 @@
                 <w:szCs w:val="18"/>
               </w:rPr>
             </w:pPr>
-            <w:proofErr w:type="spellStart"/>
             <w:r>
               <w:rPr>
                 <w:sz w:val="18"/>
@@ -6213,7 +6179,6 @@
               </w:rPr>
               <w:t>Sudah</w:t>
             </w:r>
-            <w:proofErr w:type="spellEnd"/>
           </w:p>
         </w:tc>
       </w:tr>
@@ -6287,7 +6252,6 @@
                 <w:szCs w:val="18"/>
               </w:rPr>
             </w:pPr>
-            <w:proofErr w:type="spellStart"/>
             <w:r>
               <w:rPr>
                 <w:sz w:val="18"/>
@@ -6295,7 +6259,6 @@
               </w:rPr>
               <w:t>Sudah</w:t>
             </w:r>
-            <w:proofErr w:type="spellEnd"/>
           </w:p>
         </w:tc>
       </w:tr>
@@ -6369,7 +6332,6 @@
                 <w:szCs w:val="18"/>
               </w:rPr>
             </w:pPr>
-            <w:proofErr w:type="spellStart"/>
             <w:r>
               <w:rPr>
                 <w:sz w:val="18"/>
@@ -6377,7 +6339,6 @@
               </w:rPr>
               <w:t>Sudah</w:t>
             </w:r>
-            <w:proofErr w:type="spellEnd"/>
           </w:p>
         </w:tc>
       </w:tr>
@@ -6451,7 +6412,6 @@
                 <w:szCs w:val="18"/>
               </w:rPr>
             </w:pPr>
-            <w:proofErr w:type="spellStart"/>
             <w:r>
               <w:rPr>
                 <w:sz w:val="18"/>
@@ -6459,7 +6419,6 @@
               </w:rPr>
               <w:t>Sudah</w:t>
             </w:r>
-            <w:proofErr w:type="spellEnd"/>
           </w:p>
         </w:tc>
       </w:tr>
@@ -7844,7 +7803,6 @@
                 <w:szCs w:val="18"/>
               </w:rPr>
             </w:pPr>
-            <w:proofErr w:type="spellStart"/>
             <w:r>
               <w:rPr>
                 <w:sz w:val="18"/>
@@ -7852,7 +7810,6 @@
               </w:rPr>
               <w:t>Sudah</w:t>
             </w:r>
-            <w:proofErr w:type="spellEnd"/>
           </w:p>
         </w:tc>
       </w:tr>
@@ -7926,7 +7883,6 @@
                 <w:szCs w:val="18"/>
               </w:rPr>
             </w:pPr>
-            <w:proofErr w:type="spellStart"/>
             <w:r>
               <w:rPr>
                 <w:sz w:val="18"/>
@@ -7934,7 +7890,6 @@
               </w:rPr>
               <w:t>Sudah</w:t>
             </w:r>
-            <w:proofErr w:type="spellEnd"/>
           </w:p>
         </w:tc>
       </w:tr>
@@ -8008,7 +7963,6 @@
                 <w:szCs w:val="18"/>
               </w:rPr>
             </w:pPr>
-            <w:proofErr w:type="spellStart"/>
             <w:r>
               <w:rPr>
                 <w:sz w:val="18"/>
@@ -8016,7 +7970,6 @@
               </w:rPr>
               <w:t>Sudah</w:t>
             </w:r>
-            <w:proofErr w:type="spellEnd"/>
           </w:p>
         </w:tc>
       </w:tr>
@@ -8090,7 +8043,6 @@
                 <w:szCs w:val="18"/>
               </w:rPr>
             </w:pPr>
-            <w:proofErr w:type="spellStart"/>
             <w:r>
               <w:rPr>
                 <w:sz w:val="18"/>
@@ -8098,7 +8050,6 @@
               </w:rPr>
               <w:t>Sudah</w:t>
             </w:r>
-            <w:proofErr w:type="spellEnd"/>
           </w:p>
         </w:tc>
       </w:tr>
@@ -8172,7 +8123,6 @@
                 <w:szCs w:val="18"/>
               </w:rPr>
             </w:pPr>
-            <w:proofErr w:type="spellStart"/>
             <w:r>
               <w:rPr>
                 <w:sz w:val="18"/>
@@ -8180,7 +8130,6 @@
               </w:rPr>
               <w:t>Sudah</w:t>
             </w:r>
-            <w:proofErr w:type="spellEnd"/>
           </w:p>
         </w:tc>
       </w:tr>
@@ -8722,11 +8671,9 @@
             <w:pPr>
               <w:spacing w:before="20" w:after="20" w:line="252" w:lineRule="auto"/>
             </w:pPr>
-            <w:proofErr w:type="spellStart"/>
             <w:r>
               <w:t>Sudah</w:t>
             </w:r>
-            <w:proofErr w:type="spellEnd"/>
           </w:p>
         </w:tc>
       </w:tr>
@@ -8796,11 +8743,9 @@
             <w:pPr>
               <w:spacing w:before="20" w:after="20" w:line="252" w:lineRule="auto"/>
             </w:pPr>
-            <w:proofErr w:type="spellStart"/>
             <w:r>
               <w:t>Sudah</w:t>
             </w:r>
-            <w:proofErr w:type="spellEnd"/>
           </w:p>
         </w:tc>
       </w:tr>
@@ -8870,11 +8815,9 @@
             <w:pPr>
               <w:spacing w:before="20" w:after="20" w:line="252" w:lineRule="auto"/>
             </w:pPr>
-            <w:proofErr w:type="spellStart"/>
             <w:r>
               <w:t>Sudah</w:t>
             </w:r>
-            <w:proofErr w:type="spellEnd"/>
           </w:p>
         </w:tc>
       </w:tr>
@@ -8944,11 +8887,9 @@
             <w:pPr>
               <w:spacing w:before="20" w:after="20" w:line="252" w:lineRule="auto"/>
             </w:pPr>
-            <w:proofErr w:type="spellStart"/>
             <w:r>
               <w:t>Sudah</w:t>
             </w:r>
-            <w:proofErr w:type="spellEnd"/>
           </w:p>
         </w:tc>
       </w:tr>
@@ -10561,11 +10502,9 @@
             <w:pPr>
               <w:spacing w:before="20" w:after="20" w:line="252" w:lineRule="auto"/>
             </w:pPr>
-            <w:proofErr w:type="spellStart"/>
             <w:r>
               <w:t>Sudah</w:t>
             </w:r>
-            <w:proofErr w:type="spellEnd"/>
           </w:p>
         </w:tc>
       </w:tr>
@@ -10635,11 +10574,9 @@
             <w:pPr>
               <w:spacing w:before="20" w:after="20" w:line="252" w:lineRule="auto"/>
             </w:pPr>
-            <w:proofErr w:type="spellStart"/>
             <w:r>
               <w:t>Sudah</w:t>
             </w:r>
-            <w:proofErr w:type="spellEnd"/>
           </w:p>
         </w:tc>
       </w:tr>
@@ -10710,11 +10647,9 @@
             <w:pPr>
               <w:spacing w:before="20" w:after="20" w:line="252" w:lineRule="auto"/>
             </w:pPr>
-            <w:proofErr w:type="spellStart"/>
             <w:r>
               <w:t>Sudah</w:t>
             </w:r>
-            <w:proofErr w:type="spellEnd"/>
           </w:p>
         </w:tc>
       </w:tr>
@@ -10784,11 +10719,9 @@
             <w:pPr>
               <w:spacing w:before="20" w:after="20" w:line="252" w:lineRule="auto"/>
             </w:pPr>
-            <w:proofErr w:type="spellStart"/>
             <w:r>
               <w:t>Sudah</w:t>
             </w:r>
-            <w:proofErr w:type="spellEnd"/>
           </w:p>
         </w:tc>
       </w:tr>
@@ -10858,11 +10791,9 @@
             <w:pPr>
               <w:spacing w:before="20" w:after="20" w:line="252" w:lineRule="auto"/>
             </w:pPr>
-            <w:proofErr w:type="spellStart"/>
             <w:r>
               <w:t>Sudah</w:t>
             </w:r>
-            <w:proofErr w:type="spellEnd"/>
           </w:p>
         </w:tc>
       </w:tr>
@@ -11073,67 +11004,40 @@
                 <w:szCs w:val="18"/>
               </w:rPr>
             </w:pPr>
-            <w:proofErr w:type="spellStart"/>
-            <w:proofErr w:type="gramStart"/>
             <w:r>
               <w:rPr>
                 <w:sz w:val="18"/>
                 <w:szCs w:val="18"/>
               </w:rPr>
-              <w:t>defineProps</w:t>
-            </w:r>
-            <w:proofErr w:type="spellEnd"/>
-            <w:r>
+              <w:t>defineProps(), header, nav, input, label</w:t>
+            </w:r>
+          </w:p>
+        </w:tc>
+        <w:tc>
+          <w:tcPr>
+            <w:tcW w:w="3101" w:type="dxa"/>
+            <w:tcBorders>
+              <w:top w:val="single" w:sz="6" w:space="0" w:color="D8DEE9"/>
+              <w:left w:val="single" w:sz="6" w:space="0" w:color="D8DEE9"/>
+              <w:bottom w:val="single" w:sz="6" w:space="0" w:color="D8DEE9"/>
+              <w:right w:val="single" w:sz="6" w:space="0" w:color="D8DEE9"/>
+            </w:tcBorders>
+          </w:tcPr>
+          <w:p>
+            <w:pPr>
+              <w:spacing w:before="20" w:after="20" w:line="252" w:lineRule="auto"/>
               <w:rPr>
                 <w:sz w:val="18"/>
                 <w:szCs w:val="18"/>
               </w:rPr>
-              <w:t>(</w:t>
-            </w:r>
-            <w:proofErr w:type="gramEnd"/>
+            </w:pPr>
             <w:r>
               <w:rPr>
                 <w:sz w:val="18"/>
                 <w:szCs w:val="18"/>
               </w:rPr>
-              <w:t>), header, nav, input, label</w:t>
-            </w:r>
-          </w:p>
-        </w:tc>
-        <w:tc>
-          <w:tcPr>
-            <w:tcW w:w="3101" w:type="dxa"/>
-            <w:tcBorders>
-              <w:top w:val="single" w:sz="6" w:space="0" w:color="D8DEE9"/>
-              <w:left w:val="single" w:sz="6" w:space="0" w:color="D8DEE9"/>
-              <w:bottom w:val="single" w:sz="6" w:space="0" w:color="D8DEE9"/>
-              <w:right w:val="single" w:sz="6" w:space="0" w:color="D8DEE9"/>
-            </w:tcBorders>
-          </w:tcPr>
-          <w:p>
-            <w:pPr>
-              <w:spacing w:before="20" w:after="20" w:line="252" w:lineRule="auto"/>
-              <w:rPr>
-                <w:sz w:val="18"/>
-                <w:szCs w:val="18"/>
-              </w:rPr>
-            </w:pPr>
-            <w:r>
-              <w:rPr>
-                <w:sz w:val="18"/>
-                <w:szCs w:val="18"/>
-              </w:rPr>
-              <w:t xml:space="preserve">Ya, </w:t>
-            </w:r>
-            <w:proofErr w:type="spellStart"/>
-            <w:r>
-              <w:rPr>
-                <w:sz w:val="18"/>
-                <w:szCs w:val="18"/>
-              </w:rPr>
-              <w:t>profil</w:t>
-            </w:r>
-            <w:proofErr w:type="spellEnd"/>
+              <w:t>Ya, profil</w:t>
+            </w:r>
           </w:p>
         </w:tc>
       </w:tr>
@@ -11184,92 +11088,40 @@
                 <w:szCs w:val="18"/>
               </w:rPr>
             </w:pPr>
-            <w:proofErr w:type="spellStart"/>
-            <w:proofErr w:type="gramStart"/>
             <w:r>
               <w:rPr>
                 <w:sz w:val="18"/>
                 <w:szCs w:val="18"/>
               </w:rPr>
-              <w:t>defineProps</w:t>
-            </w:r>
-            <w:proofErr w:type="spellEnd"/>
-            <w:r>
+              <w:t>defineProps(), defineEmits(), button, event @click</w:t>
+            </w:r>
+          </w:p>
+        </w:tc>
+        <w:tc>
+          <w:tcPr>
+            <w:tcW w:w="3101" w:type="dxa"/>
+            <w:tcBorders>
+              <w:top w:val="single" w:sz="6" w:space="0" w:color="D8DEE9"/>
+              <w:left w:val="single" w:sz="6" w:space="0" w:color="D8DEE9"/>
+              <w:bottom w:val="single" w:sz="6" w:space="0" w:color="D8DEE9"/>
+              <w:right w:val="single" w:sz="6" w:space="0" w:color="D8DEE9"/>
+            </w:tcBorders>
+          </w:tcPr>
+          <w:p>
+            <w:pPr>
+              <w:spacing w:before="20" w:after="20" w:line="252" w:lineRule="auto"/>
               <w:rPr>
                 <w:sz w:val="18"/>
                 <w:szCs w:val="18"/>
               </w:rPr>
-              <w:t>(</w:t>
-            </w:r>
-            <w:proofErr w:type="gramEnd"/>
+            </w:pPr>
             <w:r>
               <w:rPr>
                 <w:sz w:val="18"/>
                 <w:szCs w:val="18"/>
               </w:rPr>
-              <w:t xml:space="preserve">), </w:t>
-            </w:r>
-            <w:proofErr w:type="spellStart"/>
-            <w:proofErr w:type="gramStart"/>
-            <w:r>
-              <w:rPr>
-                <w:sz w:val="18"/>
-                <w:szCs w:val="18"/>
-              </w:rPr>
-              <w:t>defineEmits</w:t>
-            </w:r>
-            <w:proofErr w:type="spellEnd"/>
-            <w:r>
-              <w:rPr>
-                <w:sz w:val="18"/>
-                <w:szCs w:val="18"/>
-              </w:rPr>
-              <w:t>(</w:t>
-            </w:r>
-            <w:proofErr w:type="gramEnd"/>
-            <w:r>
-              <w:rPr>
-                <w:sz w:val="18"/>
-                <w:szCs w:val="18"/>
-              </w:rPr>
-              <w:t>), button, event @click</w:t>
-            </w:r>
-          </w:p>
-        </w:tc>
-        <w:tc>
-          <w:tcPr>
-            <w:tcW w:w="3101" w:type="dxa"/>
-            <w:tcBorders>
-              <w:top w:val="single" w:sz="6" w:space="0" w:color="D8DEE9"/>
-              <w:left w:val="single" w:sz="6" w:space="0" w:color="D8DEE9"/>
-              <w:bottom w:val="single" w:sz="6" w:space="0" w:color="D8DEE9"/>
-              <w:right w:val="single" w:sz="6" w:space="0" w:color="D8DEE9"/>
-            </w:tcBorders>
-          </w:tcPr>
-          <w:p>
-            <w:pPr>
-              <w:spacing w:before="20" w:after="20" w:line="252" w:lineRule="auto"/>
-              <w:rPr>
-                <w:sz w:val="18"/>
-                <w:szCs w:val="18"/>
-              </w:rPr>
-            </w:pPr>
-            <w:r>
-              <w:rPr>
-                <w:sz w:val="18"/>
-                <w:szCs w:val="18"/>
-              </w:rPr>
-              <w:t xml:space="preserve">Ya, </w:t>
-            </w:r>
-            <w:proofErr w:type="spellStart"/>
-            <w:r>
-              <w:rPr>
-                <w:sz w:val="18"/>
-                <w:szCs w:val="18"/>
-              </w:rPr>
-              <w:t>kategoriAktif</w:t>
-            </w:r>
-            <w:proofErr w:type="spellEnd"/>
+              <w:t>Ya, kategoriAktif</w:t>
+            </w:r>
           </w:p>
         </w:tc>
       </w:tr>
@@ -11320,124 +11172,40 @@
                 <w:szCs w:val="18"/>
               </w:rPr>
             </w:pPr>
-            <w:proofErr w:type="spellStart"/>
-            <w:proofErr w:type="gramStart"/>
             <w:r>
               <w:rPr>
                 <w:sz w:val="18"/>
                 <w:szCs w:val="18"/>
               </w:rPr>
-              <w:t>defineProps</w:t>
-            </w:r>
-            <w:proofErr w:type="spellEnd"/>
-            <w:r>
+              <w:t>defineProps(), defineEmits(), v-if, v-for, button</w:t>
+            </w:r>
+          </w:p>
+        </w:tc>
+        <w:tc>
+          <w:tcPr>
+            <w:tcW w:w="3101" w:type="dxa"/>
+            <w:tcBorders>
+              <w:top w:val="single" w:sz="6" w:space="0" w:color="D8DEE9"/>
+              <w:left w:val="single" w:sz="6" w:space="0" w:color="D8DEE9"/>
+              <w:bottom w:val="single" w:sz="6" w:space="0" w:color="D8DEE9"/>
+              <w:right w:val="single" w:sz="6" w:space="0" w:color="D8DEE9"/>
+            </w:tcBorders>
+          </w:tcPr>
+          <w:p>
+            <w:pPr>
+              <w:spacing w:before="20" w:after="20" w:line="252" w:lineRule="auto"/>
               <w:rPr>
                 <w:sz w:val="18"/>
                 <w:szCs w:val="18"/>
               </w:rPr>
-              <w:t>(</w:t>
-            </w:r>
-            <w:proofErr w:type="gramEnd"/>
+            </w:pPr>
             <w:r>
               <w:rPr>
                 <w:sz w:val="18"/>
                 <w:szCs w:val="18"/>
               </w:rPr>
-              <w:t xml:space="preserve">), </w:t>
-            </w:r>
-            <w:proofErr w:type="spellStart"/>
-            <w:proofErr w:type="gramStart"/>
-            <w:r>
-              <w:rPr>
-                <w:sz w:val="18"/>
-                <w:szCs w:val="18"/>
-              </w:rPr>
-              <w:t>defineEmits</w:t>
-            </w:r>
-            <w:proofErr w:type="spellEnd"/>
-            <w:r>
-              <w:rPr>
-                <w:sz w:val="18"/>
-                <w:szCs w:val="18"/>
-              </w:rPr>
-              <w:t>(</w:t>
-            </w:r>
-            <w:proofErr w:type="gramEnd"/>
-            <w:r>
-              <w:rPr>
-                <w:sz w:val="18"/>
-                <w:szCs w:val="18"/>
-              </w:rPr>
-              <w:t>), v-if, v-for, button</w:t>
-            </w:r>
-          </w:p>
-        </w:tc>
-        <w:tc>
-          <w:tcPr>
-            <w:tcW w:w="3101" w:type="dxa"/>
-            <w:tcBorders>
-              <w:top w:val="single" w:sz="6" w:space="0" w:color="D8DEE9"/>
-              <w:left w:val="single" w:sz="6" w:space="0" w:color="D8DEE9"/>
-              <w:bottom w:val="single" w:sz="6" w:space="0" w:color="D8DEE9"/>
-              <w:right w:val="single" w:sz="6" w:space="0" w:color="D8DEE9"/>
-            </w:tcBorders>
-          </w:tcPr>
-          <w:p>
-            <w:pPr>
-              <w:spacing w:before="20" w:after="20" w:line="252" w:lineRule="auto"/>
-              <w:rPr>
-                <w:sz w:val="18"/>
-                <w:szCs w:val="18"/>
-              </w:rPr>
-            </w:pPr>
-            <w:r>
-              <w:rPr>
-                <w:sz w:val="18"/>
-                <w:szCs w:val="18"/>
-              </w:rPr>
-              <w:t xml:space="preserve">Ya, daftar, </w:t>
-            </w:r>
-            <w:proofErr w:type="spellStart"/>
-            <w:r>
-              <w:rPr>
-                <w:sz w:val="18"/>
-                <w:szCs w:val="18"/>
-              </w:rPr>
-              <w:t>favorit</w:t>
-            </w:r>
-            <w:proofErr w:type="spellEnd"/>
-            <w:r>
-              <w:rPr>
-                <w:sz w:val="18"/>
-                <w:szCs w:val="18"/>
-              </w:rPr>
-              <w:t xml:space="preserve">, </w:t>
-            </w:r>
-            <w:proofErr w:type="spellStart"/>
-            <w:r>
-              <w:rPr>
-                <w:sz w:val="18"/>
-                <w:szCs w:val="18"/>
-              </w:rPr>
-              <w:t>memuat</w:t>
-            </w:r>
-            <w:proofErr w:type="spellEnd"/>
-            <w:r>
-              <w:rPr>
-                <w:sz w:val="18"/>
-                <w:szCs w:val="18"/>
-              </w:rPr>
-              <w:t xml:space="preserve">, </w:t>
-            </w:r>
-            <w:proofErr w:type="spellStart"/>
-            <w:r>
-              <w:rPr>
-                <w:sz w:val="18"/>
-                <w:szCs w:val="18"/>
-              </w:rPr>
-              <w:t>galat</w:t>
-            </w:r>
-            <w:proofErr w:type="spellEnd"/>
+              <w:t>Ya, daftar, favorit, memuat, galat</w:t>
+            </w:r>
           </w:p>
         </w:tc>
       </w:tr>
@@ -11488,62 +11256,12 @@
                 <w:szCs w:val="18"/>
               </w:rPr>
             </w:pPr>
-            <w:proofErr w:type="gramStart"/>
             <w:r>
               <w:rPr>
                 <w:sz w:val="18"/>
                 <w:szCs w:val="18"/>
               </w:rPr>
-              <w:t>reactive(</w:t>
-            </w:r>
-            <w:proofErr w:type="gramEnd"/>
-            <w:r>
-              <w:rPr>
-                <w:sz w:val="18"/>
-                <w:szCs w:val="18"/>
-              </w:rPr>
-              <w:t xml:space="preserve">), </w:t>
-            </w:r>
-            <w:proofErr w:type="spellStart"/>
-            <w:proofErr w:type="gramStart"/>
-            <w:r>
-              <w:rPr>
-                <w:sz w:val="18"/>
-                <w:szCs w:val="18"/>
-              </w:rPr>
-              <w:t>defineEmits</w:t>
-            </w:r>
-            <w:proofErr w:type="spellEnd"/>
-            <w:r>
-              <w:rPr>
-                <w:sz w:val="18"/>
-                <w:szCs w:val="18"/>
-              </w:rPr>
-              <w:t>(</w:t>
-            </w:r>
-            <w:proofErr w:type="gramEnd"/>
-            <w:r>
-              <w:rPr>
-                <w:sz w:val="18"/>
-                <w:szCs w:val="18"/>
-              </w:rPr>
-              <w:t xml:space="preserve">), v-model, form, input, </w:t>
-            </w:r>
-            <w:proofErr w:type="spellStart"/>
-            <w:r>
-              <w:rPr>
-                <w:sz w:val="18"/>
-                <w:szCs w:val="18"/>
-              </w:rPr>
-              <w:t>textarea</w:t>
-            </w:r>
-            <w:proofErr w:type="spellEnd"/>
-            <w:r>
-              <w:rPr>
-                <w:sz w:val="18"/>
-                <w:szCs w:val="18"/>
-              </w:rPr>
-              <w:t>, button</w:t>
+              <w:t>reactive(), defineEmits(), v-model, form, input, textarea, button</w:t>
             </w:r>
           </w:p>
         </w:tc>
@@ -12994,7 +12712,18 @@
           <w:p>
             <w:pPr>
               <w:spacing w:before="20" w:after="20" w:line="252" w:lineRule="auto"/>
-            </w:pPr>
+              <w:rPr>
+                <w:sz w:val="18"/>
+                <w:szCs w:val="18"/>
+              </w:rPr>
+            </w:pPr>
+            <w:r>
+              <w:rPr>
+                <w:sz w:val="18"/>
+                <w:szCs w:val="18"/>
+              </w:rPr>
+              <w:t>Sudah</w:t>
+            </w:r>
           </w:p>
         </w:tc>
       </w:tr>
@@ -13063,7 +12792,18 @@
           <w:p>
             <w:pPr>
               <w:spacing w:before="20" w:after="20" w:line="252" w:lineRule="auto"/>
-            </w:pPr>
+              <w:rPr>
+                <w:sz w:val="18"/>
+                <w:szCs w:val="18"/>
+              </w:rPr>
+            </w:pPr>
+            <w:r>
+              <w:rPr>
+                <w:sz w:val="18"/>
+                <w:szCs w:val="18"/>
+              </w:rPr>
+              <w:t>Sudah</w:t>
+            </w:r>
           </w:p>
         </w:tc>
       </w:tr>
@@ -13132,7 +12872,18 @@
           <w:p>
             <w:pPr>
               <w:spacing w:before="20" w:after="20" w:line="252" w:lineRule="auto"/>
-            </w:pPr>
+              <w:rPr>
+                <w:sz w:val="18"/>
+                <w:szCs w:val="18"/>
+              </w:rPr>
+            </w:pPr>
+            <w:r>
+              <w:rPr>
+                <w:sz w:val="18"/>
+                <w:szCs w:val="18"/>
+              </w:rPr>
+              <w:t>Sudah</w:t>
+            </w:r>
           </w:p>
         </w:tc>
       </w:tr>
@@ -13201,7 +12952,18 @@
           <w:p>
             <w:pPr>
               <w:spacing w:before="20" w:after="20" w:line="252" w:lineRule="auto"/>
-            </w:pPr>
+              <w:rPr>
+                <w:sz w:val="18"/>
+                <w:szCs w:val="18"/>
+              </w:rPr>
+            </w:pPr>
+            <w:r>
+              <w:rPr>
+                <w:sz w:val="18"/>
+                <w:szCs w:val="18"/>
+              </w:rPr>
+              <w:t>Sudah</w:t>
+            </w:r>
           </w:p>
         </w:tc>
       </w:tr>
@@ -13270,7 +13032,18 @@
           <w:p>
             <w:pPr>
               <w:spacing w:before="20" w:after="20" w:line="252" w:lineRule="auto"/>
-            </w:pPr>
+              <w:rPr>
+                <w:sz w:val="18"/>
+                <w:szCs w:val="18"/>
+              </w:rPr>
+            </w:pPr>
+            <w:r>
+              <w:rPr>
+                <w:sz w:val="18"/>
+                <w:szCs w:val="18"/>
+              </w:rPr>
+              <w:t>Sudah</w:t>
+            </w:r>
           </w:p>
         </w:tc>
       </w:tr>
@@ -13419,11 +13192,16 @@
           <w:p>
             <w:pPr>
               <w:spacing w:before="20" w:after="20" w:line="252" w:lineRule="auto"/>
-            </w:pPr>
-            <w:r>
-              <w:rPr>
-                <w:rFonts w:cs="Carlito"/>
-                <w:sz w:val="18"/>
+              <w:rPr>
+                <w:sz w:val="18"/>
+                <w:szCs w:val="18"/>
+              </w:rPr>
+            </w:pPr>
+            <w:r>
+              <w:rPr>
+                <w:rFonts w:cs="Carlito"/>
+                <w:sz w:val="18"/>
+                <w:szCs w:val="18"/>
               </w:rPr>
               <w:t>localStorage.setItem("pabw-p11", "bukan-json")</w:t>
             </w:r>
@@ -13442,11 +13220,16 @@
           <w:p>
             <w:pPr>
               <w:spacing w:before="20" w:after="20" w:line="252" w:lineRule="auto"/>
-            </w:pPr>
-            <w:r>
-              <w:rPr>
-                <w:rFonts w:cs="Carlito"/>
-                <w:sz w:val="18"/>
+              <w:rPr>
+                <w:sz w:val="18"/>
+                <w:szCs w:val="18"/>
+              </w:rPr>
+            </w:pPr>
+            <w:r>
+              <w:rPr>
+                <w:rFonts w:cs="Carlito"/>
+                <w:sz w:val="18"/>
+                <w:szCs w:val="18"/>
               </w:rPr>
               <w:t>Halaman tetap terbuka; simpanan dibuang; nilai bawaan dipakai</w:t>
             </w:r>
@@ -13465,7 +13248,18 @@
           <w:p>
             <w:pPr>
               <w:spacing w:before="20" w:after="20" w:line="252" w:lineRule="auto"/>
-            </w:pPr>
+              <w:rPr>
+                <w:sz w:val="18"/>
+                <w:szCs w:val="18"/>
+              </w:rPr>
+            </w:pPr>
+            <w:r>
+              <w:rPr>
+                <w:sz w:val="18"/>
+                <w:szCs w:val="18"/>
+              </w:rPr>
+              <w:t>Sudah</w:t>
+            </w:r>
           </w:p>
         </w:tc>
       </w:tr>
@@ -13488,11 +13282,16 @@
           <w:p>
             <w:pPr>
               <w:spacing w:before="20" w:after="20" w:line="252" w:lineRule="auto"/>
-            </w:pPr>
-            <w:r>
-              <w:rPr>
-                <w:rFonts w:cs="Carlito"/>
-                <w:sz w:val="18"/>
+              <w:rPr>
+                <w:sz w:val="18"/>
+                <w:szCs w:val="18"/>
+              </w:rPr>
+            </w:pPr>
+            <w:r>
+              <w:rPr>
+                <w:rFonts w:cs="Carlito"/>
+                <w:sz w:val="18"/>
+                <w:szCs w:val="18"/>
               </w:rPr>
               <w:t>npm run dev dihentikan lalu dijalankan lagi</w:t>
             </w:r>
@@ -13511,11 +13310,16 @@
           <w:p>
             <w:pPr>
               <w:spacing w:before="20" w:after="20" w:line="252" w:lineRule="auto"/>
-            </w:pPr>
-            <w:r>
-              <w:rPr>
-                <w:rFonts w:cs="Carlito"/>
-                <w:sz w:val="18"/>
+              <w:rPr>
+                <w:sz w:val="18"/>
+                <w:szCs w:val="18"/>
+              </w:rPr>
+            </w:pPr>
+            <w:r>
+              <w:rPr>
+                <w:rFonts w:cs="Carlito"/>
+                <w:sz w:val="18"/>
+                <w:szCs w:val="18"/>
               </w:rPr>
               <w:t>Pilihan terakhir tetap ada</w:t>
             </w:r>
@@ -13534,7 +13338,18 @@
           <w:p>
             <w:pPr>
               <w:spacing w:before="20" w:after="20" w:line="252" w:lineRule="auto"/>
-            </w:pPr>
+              <w:rPr>
+                <w:sz w:val="18"/>
+                <w:szCs w:val="18"/>
+              </w:rPr>
+            </w:pPr>
+            <w:r>
+              <w:rPr>
+                <w:sz w:val="18"/>
+                <w:szCs w:val="18"/>
+              </w:rPr>
+              <w:t>Sudah</w:t>
+            </w:r>
           </w:p>
         </w:tc>
       </w:tr>
@@ -13557,11 +13372,16 @@
           <w:p>
             <w:pPr>
               <w:spacing w:before="20" w:after="20" w:line="252" w:lineRule="auto"/>
-            </w:pPr>
-            <w:r>
-              <w:rPr>
-                <w:rFonts w:cs="Carlito"/>
-                <w:sz w:val="18"/>
+              <w:rPr>
+                <w:sz w:val="18"/>
+                <w:szCs w:val="18"/>
+              </w:rPr>
+            </w:pPr>
+            <w:r>
+              <w:rPr>
+                <w:rFonts w:cs="Carlito"/>
+                <w:sz w:val="18"/>
+                <w:szCs w:val="18"/>
               </w:rPr>
               <w:t>localStorage.clear()</w:t>
             </w:r>
@@ -13580,11 +13400,16 @@
           <w:p>
             <w:pPr>
               <w:spacing w:before="20" w:after="20" w:line="252" w:lineRule="auto"/>
-            </w:pPr>
-            <w:r>
-              <w:rPr>
-                <w:rFonts w:cs="Carlito"/>
-                <w:sz w:val="18"/>
+              <w:rPr>
+                <w:sz w:val="18"/>
+                <w:szCs w:val="18"/>
+              </w:rPr>
+            </w:pPr>
+            <w:r>
+              <w:rPr>
+                <w:rFonts w:cs="Carlito"/>
+                <w:sz w:val="18"/>
+                <w:szCs w:val="18"/>
               </w:rPr>
               <w:t>Halaman kembali ke nilai bawaan tanpa galat</w:t>
             </w:r>
@@ -13603,7 +13428,18 @@
           <w:p>
             <w:pPr>
               <w:spacing w:before="20" w:after="20" w:line="252" w:lineRule="auto"/>
-            </w:pPr>
+              <w:rPr>
+                <w:sz w:val="18"/>
+                <w:szCs w:val="18"/>
+              </w:rPr>
+            </w:pPr>
+            <w:r>
+              <w:rPr>
+                <w:sz w:val="18"/>
+                <w:szCs w:val="18"/>
+              </w:rPr>
+              <w:t>Sudah</w:t>
+            </w:r>
           </w:p>
         </w:tc>
       </w:tr>
@@ -13611,6 +13447,10 @@
     <w:p>
       <w:pPr>
         <w:spacing w:after="60"/>
+        <w:rPr>
+          <w:sz w:val="18"/>
+          <w:szCs w:val="18"/>
+        </w:rPr>
       </w:pPr>
     </w:p>
     <w:tbl>
@@ -14570,7 +14410,18 @@
           <w:p>
             <w:pPr>
               <w:spacing w:before="20" w:after="20" w:line="252" w:lineRule="auto"/>
-            </w:pPr>
+              <w:rPr>
+                <w:sz w:val="19"/>
+                <w:szCs w:val="19"/>
+              </w:rPr>
+            </w:pPr>
+            <w:r>
+              <w:rPr>
+                <w:sz w:val="19"/>
+                <w:szCs w:val="19"/>
+              </w:rPr>
+              <w:t>Sudah</w:t>
+            </w:r>
           </w:p>
         </w:tc>
       </w:tr>
@@ -14616,7 +14467,18 @@
           <w:p>
             <w:pPr>
               <w:spacing w:before="20" w:after="20" w:line="252" w:lineRule="auto"/>
-            </w:pPr>
+              <w:rPr>
+                <w:sz w:val="19"/>
+                <w:szCs w:val="19"/>
+              </w:rPr>
+            </w:pPr>
+            <w:r>
+              <w:rPr>
+                <w:sz w:val="19"/>
+                <w:szCs w:val="19"/>
+              </w:rPr>
+              <w:t>Sudah</w:t>
+            </w:r>
           </w:p>
         </w:tc>
       </w:tr>
@@ -14662,7 +14524,18 @@
           <w:p>
             <w:pPr>
               <w:spacing w:before="20" w:after="20" w:line="252" w:lineRule="auto"/>
-            </w:pPr>
+              <w:rPr>
+                <w:sz w:val="19"/>
+                <w:szCs w:val="19"/>
+              </w:rPr>
+            </w:pPr>
+            <w:r>
+              <w:rPr>
+                <w:sz w:val="19"/>
+                <w:szCs w:val="19"/>
+              </w:rPr>
+              <w:t>Sudah</w:t>
+            </w:r>
           </w:p>
         </w:tc>
       </w:tr>
@@ -14708,7 +14581,18 @@
           <w:p>
             <w:pPr>
               <w:spacing w:before="20" w:after="20" w:line="252" w:lineRule="auto"/>
-            </w:pPr>
+              <w:rPr>
+                <w:sz w:val="19"/>
+                <w:szCs w:val="19"/>
+              </w:rPr>
+            </w:pPr>
+            <w:r>
+              <w:rPr>
+                <w:sz w:val="19"/>
+                <w:szCs w:val="19"/>
+              </w:rPr>
+              <w:t>Sudah</w:t>
+            </w:r>
           </w:p>
         </w:tc>
       </w:tr>
@@ -14754,7 +14638,18 @@
           <w:p>
             <w:pPr>
               <w:spacing w:before="20" w:after="20" w:line="252" w:lineRule="auto"/>
-            </w:pPr>
+              <w:rPr>
+                <w:sz w:val="19"/>
+                <w:szCs w:val="19"/>
+              </w:rPr>
+            </w:pPr>
+            <w:r>
+              <w:rPr>
+                <w:sz w:val="19"/>
+                <w:szCs w:val="19"/>
+              </w:rPr>
+              <w:t>Sudah</w:t>
+            </w:r>
           </w:p>
         </w:tc>
       </w:tr>
@@ -14800,7 +14695,18 @@
           <w:p>
             <w:pPr>
               <w:spacing w:before="20" w:after="20" w:line="252" w:lineRule="auto"/>
-            </w:pPr>
+              <w:rPr>
+                <w:sz w:val="19"/>
+                <w:szCs w:val="19"/>
+              </w:rPr>
+            </w:pPr>
+            <w:r>
+              <w:rPr>
+                <w:sz w:val="19"/>
+                <w:szCs w:val="19"/>
+              </w:rPr>
+              <w:t>Bersih</w:t>
+            </w:r>
           </w:p>
         </w:tc>
       </w:tr>
@@ -14972,7 +14878,18 @@
           <w:p>
             <w:pPr>
               <w:spacing w:before="20" w:after="20" w:line="252" w:lineRule="auto"/>
-            </w:pPr>
+              <w:rPr>
+                <w:sz w:val="18"/>
+                <w:szCs w:val="18"/>
+              </w:rPr>
+            </w:pPr>
+            <w:r>
+              <w:rPr>
+                <w:sz w:val="18"/>
+                <w:szCs w:val="18"/>
+              </w:rPr>
+              <w:t>3.0 kB transferred</w:t>
+            </w:r>
           </w:p>
         </w:tc>
         <w:tc>
@@ -14988,7 +14905,18 @@
           <w:p>
             <w:pPr>
               <w:spacing w:before="20" w:after="20" w:line="252" w:lineRule="auto"/>
-            </w:pPr>
+              <w:rPr>
+                <w:sz w:val="18"/>
+                <w:szCs w:val="18"/>
+              </w:rPr>
+            </w:pPr>
+            <w:r>
+              <w:rPr>
+                <w:sz w:val="18"/>
+                <w:szCs w:val="18"/>
+              </w:rPr>
+              <w:t>612 B transferred</w:t>
+            </w:r>
           </w:p>
         </w:tc>
       </w:tr>
@@ -15034,7 +14962,18 @@
           <w:p>
             <w:pPr>
               <w:spacing w:before="20" w:after="20" w:line="252" w:lineRule="auto"/>
-            </w:pPr>
+              <w:rPr>
+                <w:sz w:val="18"/>
+                <w:szCs w:val="18"/>
+              </w:rPr>
+            </w:pPr>
+            <w:r>
+              <w:rPr>
+                <w:sz w:val="18"/>
+                <w:szCs w:val="18"/>
+              </w:rPr>
+              <w:t>21 requests</w:t>
+            </w:r>
           </w:p>
         </w:tc>
         <w:tc>
@@ -15050,7 +14989,18 @@
           <w:p>
             <w:pPr>
               <w:spacing w:before="20" w:after="20" w:line="252" w:lineRule="auto"/>
-            </w:pPr>
+              <w:rPr>
+                <w:sz w:val="18"/>
+                <w:szCs w:val="18"/>
+              </w:rPr>
+            </w:pPr>
+            <w:r>
+              <w:rPr>
+                <w:sz w:val="18"/>
+                <w:szCs w:val="18"/>
+              </w:rPr>
+              <w:t>5 requests</w:t>
+            </w:r>
           </w:p>
         </w:tc>
       </w:tr>
@@ -15096,11 +15046,16 @@
           <w:p>
             <w:pPr>
               <w:spacing w:before="20" w:after="20" w:line="252" w:lineRule="auto"/>
-            </w:pPr>
-            <w:r>
-              <w:rPr>
-                <w:rFonts w:cs="Carlito"/>
-                <w:sz w:val="18"/>
+              <w:rPr>
+                <w:sz w:val="18"/>
+                <w:szCs w:val="18"/>
+              </w:rPr>
+            </w:pPr>
+            <w:r>
+              <w:rPr>
+                <w:rFonts w:cs="Carlito"/>
+                <w:sz w:val="18"/>
+                <w:szCs w:val="18"/>
               </w:rPr>
               <w:t>Tab Network, muat ulang halaman</w:t>
             </w:r>
@@ -15119,7 +15074,19 @@
           <w:p>
             <w:pPr>
               <w:spacing w:before="20" w:after="20" w:line="252" w:lineRule="auto"/>
-            </w:pPr>
+              <w:rPr>
+                <w:sz w:val="18"/>
+                <w:szCs w:val="18"/>
+              </w:rPr>
+            </w:pPr>
+            <w:r>
+              <w:rPr>
+                <w:rFonts w:cs="Carlito"/>
+                <w:sz w:val="18"/>
+                <w:szCs w:val="18"/>
+              </w:rPr>
+              <w:t>Tab Network, muat ulang halaman</w:t>
+            </w:r>
           </w:p>
         </w:tc>
       </w:tr>
@@ -15587,7 +15554,18 @@
           <w:p>
             <w:pPr>
               <w:spacing w:before="20" w:after="20" w:line="252" w:lineRule="auto"/>
-            </w:pPr>
+              <w:rPr>
+                <w:sz w:val="19"/>
+                <w:szCs w:val="19"/>
+              </w:rPr>
+            </w:pPr>
+            <w:r>
+              <w:rPr>
+                <w:sz w:val="19"/>
+                <w:szCs w:val="19"/>
+              </w:rPr>
+              <w:t>dist/</w:t>
+            </w:r>
           </w:p>
         </w:tc>
         <w:tc>
@@ -15633,7 +15611,18 @@
           <w:p>
             <w:pPr>
               <w:spacing w:before="20" w:after="20" w:line="252" w:lineRule="auto"/>
-            </w:pPr>
+              <w:rPr>
+                <w:sz w:val="19"/>
+                <w:szCs w:val="19"/>
+              </w:rPr>
+            </w:pPr>
+            <w:r>
+              <w:rPr>
+                <w:sz w:val="19"/>
+                <w:szCs w:val="19"/>
+              </w:rPr>
+              <w:t>node_modules/</w:t>
+            </w:r>
           </w:p>
         </w:tc>
         <w:tc>
@@ -16080,11 +16069,16 @@
       <w:pPr>
         <w:keepNext/>
         <w:spacing w:after="80"/>
+        <w:rPr>
+          <w:sz w:val="20"/>
+          <w:szCs w:val="20"/>
+        </w:rPr>
       </w:pPr>
       <w:r>
         <w:rPr>
           <w:rFonts w:cs="Carlito"/>
           <w:sz w:val="20"/>
+          <w:szCs w:val="20"/>
         </w:rPr>
         <w:t>1.  Apa bedanya dependencies dan devDependencies? Sebutkan satu contoh untuk masing-masing dari proyek Anda.</w:t>
       </w:r>
@@ -16112,41 +16106,47 @@
               <w:right w:val="single" w:sz="4" w:space="0" w:color="B9C6E2"/>
             </w:tcBorders>
           </w:tcPr>
-          <w:p/>
-        </w:tc>
-      </w:tr>
-      <w:tr>
-        <w:trPr>
-          <w:trHeight w:val="351"/>
-        </w:trPr>
-        <w:tc>
-          <w:tcPr>
-            <w:tcW w:w="9751" w:type="dxa"/>
-            <w:tcBorders>
-              <w:top w:val="single" w:sz="4" w:space="0" w:color="B9C6E2"/>
-              <w:left w:val="single" w:sz="4" w:space="0" w:color="B9C6E2"/>
-              <w:bottom w:val="single" w:sz="4" w:space="0" w:color="B9C6E2"/>
-              <w:right w:val="single" w:sz="4" w:space="0" w:color="B9C6E2"/>
-            </w:tcBorders>
-          </w:tcPr>
-          <w:p/>
+          <w:p>
+            <w:pPr>
+              <w:rPr>
+                <w:sz w:val="20"/>
+                <w:szCs w:val="20"/>
+              </w:rPr>
+            </w:pPr>
+            <w:r>
+              <w:rPr>
+                <w:sz w:val="20"/>
+                <w:szCs w:val="20"/>
+              </w:rPr>
+              <w:t>dependencies adalah paket yang diperlukan aplikasi saat berjalan, contohnya vue. devDependencies adalah paket untuk pengembangan dan build, contohnya vite.</w:t>
+            </w:r>
+          </w:p>
         </w:tc>
       </w:tr>
     </w:tbl>
     <w:p>
       <w:pPr>
         <w:spacing w:after="60"/>
+        <w:rPr>
+          <w:sz w:val="20"/>
+          <w:szCs w:val="20"/>
+        </w:rPr>
       </w:pPr>
     </w:p>
     <w:p>
       <w:pPr>
         <w:keepNext/>
         <w:spacing w:after="80"/>
+        <w:rPr>
+          <w:sz w:val="20"/>
+          <w:szCs w:val="20"/>
+        </w:rPr>
       </w:pPr>
       <w:r>
         <w:rPr>
           <w:rFonts w:cs="Carlito"/>
           <w:sz w:val="20"/>
+          <w:szCs w:val="20"/>
         </w:rPr>
         <w:t>2.  Mengapa package-lock.json wajib disimpan di repositori, sedangkan node_modules/ tidak?</w:t>
       </w:r>
@@ -16174,41 +16174,47 @@
               <w:right w:val="single" w:sz="4" w:space="0" w:color="B9C6E2"/>
             </w:tcBorders>
           </w:tcPr>
-          <w:p/>
-        </w:tc>
-      </w:tr>
-      <w:tr>
-        <w:trPr>
-          <w:trHeight w:val="351"/>
-        </w:trPr>
-        <w:tc>
-          <w:tcPr>
-            <w:tcW w:w="9751" w:type="dxa"/>
-            <w:tcBorders>
-              <w:top w:val="single" w:sz="4" w:space="0" w:color="B9C6E2"/>
-              <w:left w:val="single" w:sz="4" w:space="0" w:color="B9C6E2"/>
-              <w:bottom w:val="single" w:sz="4" w:space="0" w:color="B9C6E2"/>
-              <w:right w:val="single" w:sz="4" w:space="0" w:color="B9C6E2"/>
-            </w:tcBorders>
-          </w:tcPr>
-          <w:p/>
+          <w:p>
+            <w:pPr>
+              <w:rPr>
+                <w:sz w:val="20"/>
+                <w:szCs w:val="20"/>
+              </w:rPr>
+            </w:pPr>
+            <w:r>
+              <w:rPr>
+                <w:sz w:val="20"/>
+                <w:szCs w:val="20"/>
+              </w:rPr>
+              <w:t>package-lock.json menjaga versi dependensi agar konsisten, sedangkan node_modules/ dapat dibuat ulang dengan npm install.</w:t>
+            </w:r>
+          </w:p>
         </w:tc>
       </w:tr>
     </w:tbl>
     <w:p>
       <w:pPr>
         <w:spacing w:after="60"/>
+        <w:rPr>
+          <w:sz w:val="20"/>
+          <w:szCs w:val="20"/>
+        </w:rPr>
       </w:pPr>
     </w:p>
     <w:p>
       <w:pPr>
         <w:keepNext/>
         <w:spacing w:after="80"/>
+        <w:rPr>
+          <w:sz w:val="20"/>
+          <w:szCs w:val="20"/>
+        </w:rPr>
       </w:pPr>
       <w:r>
         <w:rPr>
           <w:rFonts w:cs="Carlito"/>
           <w:sz w:val="20"/>
+          <w:szCs w:val="20"/>
         </w:rPr>
         <w:t>3.  Apa yang dilakukan perintah npm create vite@latest . -- --template vue? Apa arti titik pada perintah itu?</w:t>
       </w:r>
@@ -16236,41 +16242,47 @@
               <w:right w:val="single" w:sz="4" w:space="0" w:color="B9C6E2"/>
             </w:tcBorders>
           </w:tcPr>
-          <w:p/>
-        </w:tc>
-      </w:tr>
-      <w:tr>
-        <w:trPr>
-          <w:trHeight w:val="351"/>
-        </w:trPr>
-        <w:tc>
-          <w:tcPr>
-            <w:tcW w:w="9751" w:type="dxa"/>
-            <w:tcBorders>
-              <w:top w:val="single" w:sz="4" w:space="0" w:color="B9C6E2"/>
-              <w:left w:val="single" w:sz="4" w:space="0" w:color="B9C6E2"/>
-              <w:bottom w:val="single" w:sz="4" w:space="0" w:color="B9C6E2"/>
-              <w:right w:val="single" w:sz="4" w:space="0" w:color="B9C6E2"/>
-            </w:tcBorders>
-          </w:tcPr>
-          <w:p/>
+          <w:p>
+            <w:pPr>
+              <w:rPr>
+                <w:sz w:val="20"/>
+                <w:szCs w:val="20"/>
+              </w:rPr>
+            </w:pPr>
+            <w:r>
+              <w:rPr>
+                <w:sz w:val="20"/>
+                <w:szCs w:val="20"/>
+              </w:rPr>
+              <w:t>Perintah tersebut membuat kerangka proyek Vue menggunakan Vite. Tanda titik (.) berarti proyek dibuat di folder aktif.</w:t>
+            </w:r>
+          </w:p>
         </w:tc>
       </w:tr>
     </w:tbl>
     <w:p>
       <w:pPr>
         <w:spacing w:after="60"/>
+        <w:rPr>
+          <w:sz w:val="20"/>
+          <w:szCs w:val="20"/>
+        </w:rPr>
       </w:pPr>
     </w:p>
     <w:p>
       <w:pPr>
         <w:keepNext/>
         <w:spacing w:after="80"/>
+        <w:rPr>
+          <w:sz w:val="20"/>
+          <w:szCs w:val="20"/>
+        </w:rPr>
       </w:pPr>
       <w:r>
         <w:rPr>
           <w:rFonts w:cs="Carlito"/>
           <w:sz w:val="20"/>
+          <w:szCs w:val="20"/>
         </w:rPr>
         <w:t>4.  Di Pertemuan 11 Anda memanggil render(state) sendiri. Apa yang menggantikannya di Vue, dan siapa yang memanggilnya sekarang?</w:t>
       </w:r>
@@ -16298,41 +16310,47 @@
               <w:right w:val="single" w:sz="4" w:space="0" w:color="B9C6E2"/>
             </w:tcBorders>
           </w:tcPr>
-          <w:p/>
-        </w:tc>
-      </w:tr>
-      <w:tr>
-        <w:trPr>
-          <w:trHeight w:val="351"/>
-        </w:trPr>
-        <w:tc>
-          <w:tcPr>
-            <w:tcW w:w="9751" w:type="dxa"/>
-            <w:tcBorders>
-              <w:top w:val="single" w:sz="4" w:space="0" w:color="B9C6E2"/>
-              <w:left w:val="single" w:sz="4" w:space="0" w:color="B9C6E2"/>
-              <w:bottom w:val="single" w:sz="4" w:space="0" w:color="B9C6E2"/>
-              <w:right w:val="single" w:sz="4" w:space="0" w:color="B9C6E2"/>
-            </w:tcBorders>
-          </w:tcPr>
-          <w:p/>
+          <w:p>
+            <w:pPr>
+              <w:rPr>
+                <w:sz w:val="20"/>
+                <w:szCs w:val="20"/>
+              </w:rPr>
+            </w:pPr>
+            <w:r>
+              <w:rPr>
+                <w:sz w:val="20"/>
+                <w:szCs w:val="20"/>
+              </w:rPr>
+              <w:t>Sistem reaktivitas Vue menggantikan pemanggilan render(state) manual. Vue memperbarui tampilan secara otomatis ketika state reaktif berubah.</w:t>
+            </w:r>
+          </w:p>
         </w:tc>
       </w:tr>
     </w:tbl>
     <w:p>
       <w:pPr>
         <w:spacing w:after="60"/>
+        <w:rPr>
+          <w:sz w:val="20"/>
+          <w:szCs w:val="20"/>
+        </w:rPr>
       </w:pPr>
     </w:p>
     <w:p>
       <w:pPr>
         <w:keepNext/>
         <w:spacing w:after="80"/>
+        <w:rPr>
+          <w:sz w:val="20"/>
+          <w:szCs w:val="20"/>
+        </w:rPr>
       </w:pPr>
       <w:r>
         <w:rPr>
           <w:rFonts w:cs="Carlito"/>
           <w:sz w:val="20"/>
+          <w:szCs w:val="20"/>
         </w:rPr>
         <w:t>5.  Mengapa props tidak boleh diubah dari dalam komponen anak?</w:t>
       </w:r>
@@ -16360,41 +16378,47 @@
               <w:right w:val="single" w:sz="4" w:space="0" w:color="B9C6E2"/>
             </w:tcBorders>
           </w:tcPr>
-          <w:p/>
-        </w:tc>
-      </w:tr>
-      <w:tr>
-        <w:trPr>
-          <w:trHeight w:val="351"/>
-        </w:trPr>
-        <w:tc>
-          <w:tcPr>
-            <w:tcW w:w="9751" w:type="dxa"/>
-            <w:tcBorders>
-              <w:top w:val="single" w:sz="4" w:space="0" w:color="B9C6E2"/>
-              <w:left w:val="single" w:sz="4" w:space="0" w:color="B9C6E2"/>
-              <w:bottom w:val="single" w:sz="4" w:space="0" w:color="B9C6E2"/>
-              <w:right w:val="single" w:sz="4" w:space="0" w:color="B9C6E2"/>
-            </w:tcBorders>
-          </w:tcPr>
-          <w:p/>
+          <w:p>
+            <w:pPr>
+              <w:rPr>
+                <w:sz w:val="20"/>
+                <w:szCs w:val="20"/>
+              </w:rPr>
+            </w:pPr>
+            <w:r>
+              <w:rPr>
+                <w:sz w:val="20"/>
+                <w:szCs w:val="20"/>
+              </w:rPr>
+              <w:t>Karena props merupakan data dari komponen induk. Mengubahnya langsung dapat membuat aliran data tidak konsisten; komponen anak sebaiknya mengirim event ke induk untuk meminta perubahan.</w:t>
+            </w:r>
+          </w:p>
         </w:tc>
       </w:tr>
     </w:tbl>
     <w:p>
       <w:pPr>
         <w:spacing w:after="60"/>
+        <w:rPr>
+          <w:sz w:val="20"/>
+          <w:szCs w:val="20"/>
+        </w:rPr>
       </w:pPr>
     </w:p>
     <w:p>
       <w:pPr>
         <w:keepNext/>
         <w:spacing w:after="80"/>
+        <w:rPr>
+          <w:sz w:val="20"/>
+          <w:szCs w:val="20"/>
+        </w:rPr>
       </w:pPr>
       <w:r>
         <w:rPr>
           <w:rFonts w:cs="Carlito"/>
           <w:sz w:val="20"/>
+          <w:szCs w:val="20"/>
         </w:rPr>
         <w:t>6.  Apa bedanya npm run dev dan npm run preview? Kapan Anda memakai masing-masing?</w:t>
       </w:r>
@@ -16422,41 +16446,47 @@
               <w:right w:val="single" w:sz="4" w:space="0" w:color="B9C6E2"/>
             </w:tcBorders>
           </w:tcPr>
-          <w:p/>
-        </w:tc>
-      </w:tr>
-      <w:tr>
-        <w:trPr>
-          <w:trHeight w:val="351"/>
-        </w:trPr>
-        <w:tc>
-          <w:tcPr>
-            <w:tcW w:w="9751" w:type="dxa"/>
-            <w:tcBorders>
-              <w:top w:val="single" w:sz="4" w:space="0" w:color="B9C6E2"/>
-              <w:left w:val="single" w:sz="4" w:space="0" w:color="B9C6E2"/>
-              <w:bottom w:val="single" w:sz="4" w:space="0" w:color="B9C6E2"/>
-              <w:right w:val="single" w:sz="4" w:space="0" w:color="B9C6E2"/>
-            </w:tcBorders>
-          </w:tcPr>
-          <w:p/>
+          <w:p>
+            <w:pPr>
+              <w:rPr>
+                <w:sz w:val="20"/>
+                <w:szCs w:val="20"/>
+              </w:rPr>
+            </w:pPr>
+            <w:r>
+              <w:rPr>
+                <w:sz w:val="20"/>
+                <w:szCs w:val="20"/>
+              </w:rPr>
+              <w:t>npm run dev menjalankan server pengembangan selama membuat dan menguji aplikasi. npm run preview menampilkan hasil build produksi setelah npm run build.</w:t>
+            </w:r>
+          </w:p>
         </w:tc>
       </w:tr>
     </w:tbl>
     <w:p>
       <w:pPr>
         <w:spacing w:after="60"/>
+        <w:rPr>
+          <w:sz w:val="20"/>
+          <w:szCs w:val="20"/>
+        </w:rPr>
       </w:pPr>
     </w:p>
     <w:p>
       <w:pPr>
         <w:keepNext/>
         <w:spacing w:after="80"/>
+        <w:rPr>
+          <w:sz w:val="20"/>
+          <w:szCs w:val="20"/>
+        </w:rPr>
       </w:pPr>
       <w:r>
         <w:rPr>
           <w:rFonts w:cs="Carlito"/>
           <w:sz w:val="20"/>
+          <w:szCs w:val="20"/>
         </w:rPr>
         <w:t>7.  Mengapa dist/ diabaikan sedangkan hasilnya justru yang dijalankan peramban di produksi?</w:t>
       </w:r>
@@ -16484,24 +16514,21 @@
               <w:right w:val="single" w:sz="4" w:space="0" w:color="B9C6E2"/>
             </w:tcBorders>
           </w:tcPr>
-          <w:p/>
-        </w:tc>
-      </w:tr>
-      <w:tr>
-        <w:trPr>
-          <w:trHeight w:val="351"/>
-        </w:trPr>
-        <w:tc>
-          <w:tcPr>
-            <w:tcW w:w="9751" w:type="dxa"/>
-            <w:tcBorders>
-              <w:top w:val="single" w:sz="4" w:space="0" w:color="B9C6E2"/>
-              <w:left w:val="single" w:sz="4" w:space="0" w:color="B9C6E2"/>
-              <w:bottom w:val="single" w:sz="4" w:space="0" w:color="B9C6E2"/>
-              <w:right w:val="single" w:sz="4" w:space="0" w:color="B9C6E2"/>
-            </w:tcBorders>
-          </w:tcPr>
-          <w:p/>
+          <w:p>
+            <w:pPr>
+              <w:rPr>
+                <w:sz w:val="20"/>
+                <w:szCs w:val="20"/>
+              </w:rPr>
+            </w:pPr>
+            <w:r>
+              <w:rPr>
+                <w:sz w:val="20"/>
+                <w:szCs w:val="20"/>
+              </w:rPr>
+              <w:t>Karena dist/ merupakan hasil build yang dapat dibuat ulang dari kode sumber. Repositori cukup menyimpan kode sumber dan konfigurasi agar hasil build bisa dihasilkan kembali.</w:t>
+            </w:r>
+          </w:p>
         </w:tc>
       </w:tr>
     </w:tbl>
@@ -16550,11 +16577,19 @@
             </w:pPr>
             <w:r>
               <w:rPr>
-                <w:rFonts w:cs="Carlito"/>
+                <w:rFonts w:ascii="Segoe UI Symbol" w:hAnsi="Segoe UI Symbol" w:cs="Segoe UI Symbol"/>
                 <w:color w:val="003796"/>
                 <w:sz w:val="22"/>
               </w:rPr>
-              <w:t>☐  Perkakas  node -v dan npm -v menjawab; versinya tercatat di README</w:t>
+              <w:t>☑</w:t>
+            </w:r>
+            <w:r>
+              <w:rPr>
+                <w:rFonts w:cs="Carlito"/>
+                <w:color w:val="003796"/>
+                <w:sz w:val="22"/>
+              </w:rPr>
+              <w:t xml:space="preserve"> Perkakas  node -v dan npm -v menjawab; versinya tercatat di README</w:t>
             </w:r>
           </w:p>
         </w:tc>
@@ -16576,11 +16611,19 @@
             </w:pPr>
             <w:r>
               <w:rPr>
-                <w:rFonts w:cs="Carlito"/>
+                <w:rFonts w:ascii="Segoe UI Symbol" w:hAnsi="Segoe UI Symbol" w:cs="Segoe UI Symbol"/>
                 <w:color w:val="003796"/>
                 <w:sz w:val="22"/>
               </w:rPr>
-              <w:t>☐  Proyek  worksheet-p12/ dibuat dari folder kosong; npm run dev membuka halaman tanpa galat</w:t>
+              <w:t>☑</w:t>
+            </w:r>
+            <w:r>
+              <w:rPr>
+                <w:rFonts w:cs="Carlito"/>
+                <w:color w:val="003796"/>
+                <w:sz w:val="22"/>
+              </w:rPr>
+              <w:t xml:space="preserve"> Proyek  worksheet-p12/ dibuat dari folder kosong; npm run dev membuka halaman tanpa galat</w:t>
             </w:r>
           </w:p>
         </w:tc>
@@ -16602,11 +16645,19 @@
             </w:pPr>
             <w:r>
               <w:rPr>
-                <w:rFonts w:cs="Carlito"/>
+                <w:rFonts w:ascii="Segoe UI Symbol" w:hAnsi="Segoe UI Symbol" w:cs="Segoe UI Symbol"/>
                 <w:color w:val="003796"/>
                 <w:sz w:val="22"/>
               </w:rPr>
-              <w:t>☐  Porting  halaman tampil sama seperti P11; token dan CSS P04–P06 tidak diubah</w:t>
+              <w:t>☑</w:t>
+            </w:r>
+            <w:r>
+              <w:rPr>
+                <w:rFonts w:cs="Carlito"/>
+                <w:color w:val="003796"/>
+                <w:sz w:val="22"/>
+              </w:rPr>
+              <w:t xml:space="preserve"> Porting  halaman tampil sama seperti P11; token dan CSS P04–P06 tidak diubah</w:t>
             </w:r>
           </w:p>
         </w:tc>
@@ -16628,12 +16679,19 @@
             </w:pPr>
             <w:r>
               <w:rPr>
-                <w:rFonts w:cs="Carlito"/>
+                <w:rFonts w:ascii="Segoe UI Symbol" w:hAnsi="Segoe UI Symbol" w:cs="Segoe UI Symbol"/>
                 <w:color w:val="003796"/>
                 <w:sz w:val="22"/>
               </w:rPr>
-              <w:lastRenderedPageBreak/>
-              <w:t>☐  Komponen  empat komponen tersusun; KepalaProfil menerima props profil; nama berkas dan impor ditulis sama</w:t>
+              <w:t>☑</w:t>
+            </w:r>
+            <w:r>
+              <w:rPr>
+                <w:rFonts w:cs="Carlito"/>
+                <w:color w:val="003796"/>
+                <w:sz w:val="22"/>
+              </w:rPr>
+              <w:t xml:space="preserve"> Komponen  empat komponen tersusun; KepalaProfil menerima props profil; nama berkas dan impor ditulis sama</w:t>
             </w:r>
           </w:p>
         </w:tc>
@@ -16655,11 +16713,19 @@
             </w:pPr>
             <w:r>
               <w:rPr>
-                <w:rFonts w:cs="Carlito"/>
+                <w:rFonts w:ascii="Segoe UI Symbol" w:hAnsi="Segoe UI Symbol" w:cs="Segoe UI Symbol"/>
                 <w:color w:val="003796"/>
                 <w:sz w:val="22"/>
               </w:rPr>
-              <w:t>☐  Keadaan  state memakai reactive(); tidak ada render(state) manual lagi</w:t>
+              <w:t>☑</w:t>
+            </w:r>
+            <w:r>
+              <w:rPr>
+                <w:rFonts w:cs="Carlito"/>
+                <w:color w:val="003796"/>
+                <w:sz w:val="22"/>
+              </w:rPr>
+              <w:t xml:space="preserve"> Keadaan  state memakai reactive(); tidak ada render(state) manual lagi</w:t>
             </w:r>
           </w:p>
         </w:tc>
@@ -16681,11 +16747,20 @@
             </w:pPr>
             <w:r>
               <w:rPr>
-                <w:rFonts w:cs="Carlito"/>
+                <w:rFonts w:ascii="Segoe UI Symbol" w:hAnsi="Segoe UI Symbol" w:cs="Segoe UI Symbol"/>
                 <w:color w:val="003796"/>
                 <w:sz w:val="22"/>
               </w:rPr>
-              <w:t>☐  Simpanan  onMounted memuat dan watch menyimpan; pilihan terakhir bertahan setelah tab ditutup</w:t>
+              <w:lastRenderedPageBreak/>
+              <w:t>☑</w:t>
+            </w:r>
+            <w:r>
+              <w:rPr>
+                <w:rFonts w:cs="Carlito"/>
+                <w:color w:val="003796"/>
+                <w:sz w:val="22"/>
+              </w:rPr>
+              <w:t xml:space="preserve"> Simpanan  onMounted memuat dan watch menyimpan; pilihan terakhir bertahan setelah tab ditutup</w:t>
             </w:r>
           </w:p>
         </w:tc>
@@ -16707,11 +16782,19 @@
             </w:pPr>
             <w:r>
               <w:rPr>
-                <w:rFonts w:cs="Carlito"/>
+                <w:rFonts w:ascii="Segoe UI Symbol" w:hAnsi="Segoe UI Symbol" w:cs="Segoe UI Symbol"/>
                 <w:color w:val="003796"/>
                 <w:sz w:val="22"/>
               </w:rPr>
-              <w:t>☐  Build  npm run build menghasilkan dist/; npm run preview menjalankannya; dua ukuran sudah dibandingkan</w:t>
+              <w:t>☑</w:t>
+            </w:r>
+            <w:r>
+              <w:rPr>
+                <w:rFonts w:cs="Carlito"/>
+                <w:color w:val="003796"/>
+                <w:sz w:val="22"/>
+              </w:rPr>
+              <w:t xml:space="preserve"> Build  npm run build menghasilkan dist/; npm run preview menjalankannya; dua ukuran sudah dibandingkan</w:t>
             </w:r>
           </w:p>
         </w:tc>
@@ -16733,11 +16816,19 @@
             </w:pPr>
             <w:r>
               <w:rPr>
-                <w:rFonts w:cs="Carlito"/>
+                <w:rFonts w:ascii="Segoe UI Symbol" w:hAnsi="Segoe UI Symbol" w:cs="Segoe UI Symbol"/>
                 <w:color w:val="003796"/>
                 <w:sz w:val="22"/>
               </w:rPr>
-              <w:t>☐  Git  .gitignore memuat node_modules/ dan dist/; package-lock.json ikut di-commit; lebih dari satu commit</w:t>
+              <w:t>☑</w:t>
+            </w:r>
+            <w:r>
+              <w:rPr>
+                <w:rFonts w:cs="Carlito"/>
+                <w:color w:val="003796"/>
+                <w:sz w:val="22"/>
+              </w:rPr>
+              <w:t xml:space="preserve"> Git  .gitignore memuat node_modules/ dan dist/; package-lock.json ikut di-commit; lebih dari satu commit</w:t>
             </w:r>
           </w:p>
         </w:tc>
@@ -16759,11 +16850,19 @@
             </w:pPr>
             <w:r>
               <w:rPr>
-                <w:rFonts w:cs="Carlito"/>
+                <w:rFonts w:ascii="Segoe UI Symbol" w:hAnsi="Segoe UI Symbol" w:cs="Segoe UI Symbol"/>
                 <w:color w:val="003796"/>
                 <w:sz w:val="22"/>
               </w:rPr>
-              <w:t>☐  Deklarasi AI  README menyebutkan bagian mana yang dibantu AI dan bagian mana yang saya kerjakan sendiri</w:t>
+              <w:t>☑</w:t>
+            </w:r>
+            <w:r>
+              <w:rPr>
+                <w:rFonts w:cs="Carlito"/>
+                <w:color w:val="003796"/>
+                <w:sz w:val="22"/>
+              </w:rPr>
+              <w:t xml:space="preserve"> Deklarasi AI  README menyebutkan bagian mana yang dibantu AI dan bagian mana yang saya kerjakan sendiri</w:t>
             </w:r>
           </w:p>
         </w:tc>
@@ -16820,24 +16919,21 @@
               <w:right w:val="single" w:sz="4" w:space="0" w:color="B9C6E2"/>
             </w:tcBorders>
           </w:tcPr>
-          <w:p/>
-        </w:tc>
-      </w:tr>
-      <w:tr>
-        <w:trPr>
-          <w:trHeight w:val="351"/>
-        </w:trPr>
-        <w:tc>
-          <w:tcPr>
-            <w:tcW w:w="9751" w:type="dxa"/>
-            <w:tcBorders>
-              <w:top w:val="single" w:sz="4" w:space="0" w:color="B9C6E2"/>
-              <w:left w:val="single" w:sz="4" w:space="0" w:color="B9C6E2"/>
-              <w:bottom w:val="single" w:sz="4" w:space="0" w:color="B9C6E2"/>
-              <w:right w:val="single" w:sz="4" w:space="0" w:color="B9C6E2"/>
-            </w:tcBorders>
-          </w:tcPr>
-          <w:p/>
+          <w:p>
+            <w:pPr>
+              <w:rPr>
+                <w:sz w:val="20"/>
+                <w:szCs w:val="20"/>
+              </w:rPr>
+            </w:pPr>
+            <w:r>
+              <w:rPr>
+                <w:sz w:val="20"/>
+                <w:szCs w:val="20"/>
+              </w:rPr>
+              <w:t>Memindahkan fungsi dan tampilan ke veu.</w:t>
+            </w:r>
+          </w:p>
         </w:tc>
       </w:tr>
     </w:tbl>
@@ -16895,11 +16991,19 @@
             </w:pPr>
             <w:r>
               <w:rPr>
-                <w:rFonts w:cs="Carlito"/>
+                <w:rFonts w:ascii="Segoe UI Symbol" w:hAnsi="Segoe UI Symbol" w:cs="Segoe UI Symbol"/>
                 <w:color w:val="003796"/>
                 <w:sz w:val="22"/>
               </w:rPr>
-              <w:t>☐  Pengungkapan AI  README menyebutkan bagian mana yang dibantu AI dan bagian mana yang saya kerjakan sendiri</w:t>
+              <w:t>☑</w:t>
+            </w:r>
+            <w:r>
+              <w:rPr>
+                <w:rFonts w:cs="Carlito"/>
+                <w:color w:val="003796"/>
+                <w:sz w:val="22"/>
+              </w:rPr>
+              <w:t xml:space="preserve"> Pengungkapan AI  README menyebutkan bagian mana yang dibantu AI dan bagian mana yang saya kerjakan sendiri</w:t>
             </w:r>
           </w:p>
         </w:tc>
@@ -16921,11 +17025,19 @@
             </w:pPr>
             <w:r>
               <w:rPr>
-                <w:rFonts w:cs="Carlito"/>
+                <w:rFonts w:ascii="Segoe UI Symbol" w:hAnsi="Segoe UI Symbol" w:cs="Segoe UI Symbol"/>
                 <w:color w:val="003796"/>
                 <w:sz w:val="22"/>
               </w:rPr>
-              <w:t>☐  Keaslian  topik dan isi halaman ini milik saya sendiri, tidak menyalin pekerjaan mahasiswa lain</w:t>
+              <w:t>☑</w:t>
+            </w:r>
+            <w:r>
+              <w:rPr>
+                <w:rFonts w:cs="Carlito"/>
+                <w:color w:val="003796"/>
+                <w:sz w:val="22"/>
+              </w:rPr>
+              <w:t xml:space="preserve"> Keaslian  topik dan isi halaman ini milik saya sendiri, tidak menyalin pekerjaan mahasiswa lain</w:t>
             </w:r>
           </w:p>
         </w:tc>
@@ -17048,7 +17160,18 @@
           <w:p>
             <w:pPr>
               <w:spacing w:before="20" w:after="20" w:line="252" w:lineRule="auto"/>
-            </w:pPr>
+              <w:rPr>
+                <w:sz w:val="19"/>
+                <w:szCs w:val="19"/>
+              </w:rPr>
+            </w:pPr>
+            <w:r>
+              <w:rPr>
+                <w:sz w:val="19"/>
+                <w:szCs w:val="19"/>
+              </w:rPr>
+              <w:t>25</w:t>
+            </w:r>
           </w:p>
         </w:tc>
       </w:tr>
@@ -17094,7 +17217,18 @@
           <w:p>
             <w:pPr>
               <w:spacing w:before="20" w:after="20" w:line="252" w:lineRule="auto"/>
-            </w:pPr>
+              <w:rPr>
+                <w:sz w:val="19"/>
+                <w:szCs w:val="19"/>
+              </w:rPr>
+            </w:pPr>
+            <w:r>
+              <w:rPr>
+                <w:sz w:val="19"/>
+                <w:szCs w:val="19"/>
+              </w:rPr>
+              <w:t>15</w:t>
+            </w:r>
           </w:p>
         </w:tc>
       </w:tr>
@@ -17140,7 +17274,18 @@
           <w:p>
             <w:pPr>
               <w:spacing w:before="20" w:after="20" w:line="252" w:lineRule="auto"/>
-            </w:pPr>
+              <w:rPr>
+                <w:sz w:val="19"/>
+                <w:szCs w:val="19"/>
+              </w:rPr>
+            </w:pPr>
+            <w:r>
+              <w:rPr>
+                <w:sz w:val="19"/>
+                <w:szCs w:val="19"/>
+              </w:rPr>
+              <w:t>25</w:t>
+            </w:r>
           </w:p>
         </w:tc>
       </w:tr>
@@ -17186,7 +17331,18 @@
           <w:p>
             <w:pPr>
               <w:spacing w:before="20" w:after="20" w:line="252" w:lineRule="auto"/>
-            </w:pPr>
+              <w:rPr>
+                <w:sz w:val="19"/>
+                <w:szCs w:val="19"/>
+              </w:rPr>
+            </w:pPr>
+            <w:r>
+              <w:rPr>
+                <w:sz w:val="19"/>
+                <w:szCs w:val="19"/>
+              </w:rPr>
+              <w:t>25</w:t>
+            </w:r>
           </w:p>
         </w:tc>
       </w:tr>
@@ -17232,7 +17388,18 @@
           <w:p>
             <w:pPr>
               <w:spacing w:before="20" w:after="20" w:line="252" w:lineRule="auto"/>
-            </w:pPr>
+              <w:rPr>
+                <w:sz w:val="19"/>
+                <w:szCs w:val="19"/>
+              </w:rPr>
+            </w:pPr>
+            <w:r>
+              <w:rPr>
+                <w:sz w:val="19"/>
+                <w:szCs w:val="19"/>
+              </w:rPr>
+              <w:t>10</w:t>
+            </w:r>
           </w:p>
         </w:tc>
       </w:tr>
@@ -17278,7 +17445,18 @@
           <w:p>
             <w:pPr>
               <w:spacing w:before="20" w:after="20" w:line="252" w:lineRule="auto"/>
-            </w:pPr>
+              <w:rPr>
+                <w:sz w:val="19"/>
+                <w:szCs w:val="19"/>
+              </w:rPr>
+            </w:pPr>
+            <w:r>
+              <w:rPr>
+                <w:sz w:val="19"/>
+                <w:szCs w:val="19"/>
+              </w:rPr>
+              <w:t>100</w:t>
+            </w:r>
           </w:p>
         </w:tc>
       </w:tr>
@@ -17334,24 +17512,19 @@
               <w:right w:val="single" w:sz="4" w:space="0" w:color="B9C6E2"/>
             </w:tcBorders>
           </w:tcPr>
-          <w:p/>
-        </w:tc>
-      </w:tr>
-      <w:tr>
-        <w:trPr>
-          <w:trHeight w:val="351"/>
-        </w:trPr>
-        <w:tc>
-          <w:tcPr>
-            <w:tcW w:w="9751" w:type="dxa"/>
-            <w:tcBorders>
-              <w:top w:val="single" w:sz="4" w:space="0" w:color="B9C6E2"/>
-              <w:left w:val="single" w:sz="4" w:space="0" w:color="B9C6E2"/>
-              <w:bottom w:val="single" w:sz="4" w:space="0" w:color="B9C6E2"/>
-              <w:right w:val="single" w:sz="4" w:space="0" w:color="B9C6E2"/>
-            </w:tcBorders>
-          </w:tcPr>
-          <w:p/>
+          <w:p>
+            <w:pPr>
+              <w:rPr>
+                <w:lang w:val="en-ID"/>
+              </w:rPr>
+            </w:pPr>
+            <w:r>
+              <w:rPr>
+                <w:lang w:val="en-ID"/>
+              </w:rPr>
+              <w:t>Menyesuaikan struktur HTML dan JavaScript dari P11 ke Vue, membagi halaman menjadi empat komponen, serta mengelola state reaktif dan localStorage agar fitur tetap berjalan.</w:t>
+            </w:r>
+          </w:p>
         </w:tc>
       </w:tr>
     </w:tbl>
@@ -17392,24 +17565,19 @@
               <w:right w:val="single" w:sz="4" w:space="0" w:color="B9C6E2"/>
             </w:tcBorders>
           </w:tcPr>
-          <w:p/>
-        </w:tc>
-      </w:tr>
-      <w:tr>
-        <w:trPr>
-          <w:trHeight w:val="351"/>
-        </w:trPr>
-        <w:tc>
-          <w:tcPr>
-            <w:tcW w:w="9751" w:type="dxa"/>
-            <w:tcBorders>
-              <w:top w:val="single" w:sz="4" w:space="0" w:color="B9C6E2"/>
-              <w:left w:val="single" w:sz="4" w:space="0" w:color="B9C6E2"/>
-              <w:bottom w:val="single" w:sz="4" w:space="0" w:color="B9C6E2"/>
-              <w:right w:val="single" w:sz="4" w:space="0" w:color="B9C6E2"/>
-            </w:tcBorders>
-          </w:tcPr>
-          <w:p/>
+          <w:p>
+            <w:pPr>
+              <w:rPr>
+                <w:lang w:val="en-ID"/>
+              </w:rPr>
+            </w:pPr>
+            <w:r>
+              <w:rPr>
+                <w:lang w:val="en-ID"/>
+              </w:rPr>
+              <w:t>Penjelasan lebih lanjut tentang proses build produksi menggunakan Vite, perbedaan npm run dev dan npm run preview, serta cara membandingkan ukuran berkas sebelum dan sesudah build.</w:t>
+            </w:r>
+          </w:p>
         </w:tc>
       </w:tr>
     </w:tbl>
@@ -17450,24 +17618,11 @@
               <w:right w:val="single" w:sz="4" w:space="0" w:color="B9C6E2"/>
             </w:tcBorders>
           </w:tcPr>
-          <w:p/>
-        </w:tc>
-      </w:tr>
-      <w:tr>
-        <w:trPr>
-          <w:trHeight w:val="351"/>
-        </w:trPr>
-        <w:tc>
-          <w:tcPr>
-            <w:tcW w:w="9751" w:type="dxa"/>
-            <w:tcBorders>
-              <w:top w:val="single" w:sz="4" w:space="0" w:color="B9C6E2"/>
-              <w:left w:val="single" w:sz="4" w:space="0" w:color="B9C6E2"/>
-              <w:bottom w:val="single" w:sz="4" w:space="0" w:color="B9C6E2"/>
-              <w:right w:val="single" w:sz="4" w:space="0" w:color="B9C6E2"/>
-            </w:tcBorders>
-          </w:tcPr>
-          <w:p/>
+          <w:p>
+            <w:r>
+              <w:t>Node.jsnya kadang tidak terbaca versinya, sehingga saya menggunkan command prompt di terminal baru bisa.</w:t>
+            </w:r>
+          </w:p>
         </w:tc>
       </w:tr>
     </w:tbl>
@@ -17482,7 +17637,49 @@
           <w:rFonts w:cs="Carlito"/>
           <w:sz w:val="20"/>
         </w:rPr>
-        <w:t>Tanda tangan: ______________________________     Tanggal: ______________     Jam selesai: __________</w:t>
+        <w:t>Tanda tangan:</w:t>
+      </w:r>
+      <w:r>
+        <w:rPr>
+          <w:rFonts w:cs="Carlito"/>
+          <w:sz w:val="20"/>
+        </w:rPr>
+        <w:t xml:space="preserve"> -</w:t>
+      </w:r>
+      <w:r>
+        <w:rPr>
+          <w:rFonts w:cs="Carlito"/>
+          <w:sz w:val="20"/>
+        </w:rPr>
+        <w:t xml:space="preserve">   Tanggal:</w:t>
+      </w:r>
+      <w:r>
+        <w:rPr>
+          <w:rFonts w:cs="Carlito"/>
+          <w:sz w:val="20"/>
+        </w:rPr>
+        <w:t xml:space="preserve"> 22 October 2026</w:t>
+      </w:r>
+      <w:r>
+        <w:rPr>
+          <w:rFonts w:cs="Carlito"/>
+          <w:sz w:val="20"/>
+        </w:rPr>
+        <w:t xml:space="preserve">     Jam selesai: </w:t>
+      </w:r>
+      <w:r>
+        <w:rPr>
+          <w:rFonts w:cs="Carlito"/>
+          <w:sz w:val="20"/>
+        </w:rPr>
+        <w:t>16.</w:t>
+      </w:r>
+      <w:r>
+        <w:rPr>
+          <w:rFonts w:cs="Carlito"/>
+          <w:sz w:val="20"/>
+        </w:rPr>
+        <w:t>35</w:t>
       </w:r>
     </w:p>
     <w:p>
@@ -17522,6 +17719,7 @@
                 <w:color w:val="B00020"/>
                 <w:sz w:val="20"/>
               </w:rPr>
+              <w:lastRenderedPageBreak/>
               <w:t>Pertemuan 13 adalah Ujian CPMK Blok 2.  Bahan ujiannya DOM, event, dan API JSON — seluruhnya vanilla. Framework tidak diujikan, jadi simpan proyek ini rapi tanpa perlu menghafal Vue.</w:t>
             </w:r>
           </w:p>
@@ -18894,7 +19092,18 @@
           <w:p>
             <w:pPr>
               <w:spacing w:before="20" w:after="20" w:line="252" w:lineRule="auto"/>
-            </w:pPr>
+              <w:rPr>
+                <w:sz w:val="19"/>
+                <w:szCs w:val="19"/>
+              </w:rPr>
+            </w:pPr>
+            <w:r>
+              <w:rPr>
+                <w:sz w:val="19"/>
+                <w:szCs w:val="19"/>
+              </w:rPr>
+              <w:t>Saat membuat kerangka proyek Vue baru di folder aktif.</w:t>
+            </w:r>
           </w:p>
         </w:tc>
       </w:tr>
@@ -18963,7 +19172,18 @@
           <w:p>
             <w:pPr>
               <w:spacing w:before="20" w:after="20" w:line="252" w:lineRule="auto"/>
-            </w:pPr>
+              <w:rPr>
+                <w:sz w:val="19"/>
+                <w:szCs w:val="19"/>
+              </w:rPr>
+            </w:pPr>
+            <w:r>
+              <w:rPr>
+                <w:sz w:val="19"/>
+                <w:szCs w:val="19"/>
+              </w:rPr>
+              <w:t>Setelah proyek dibuat atau saat memasang ulang dependensi.</w:t>
+            </w:r>
           </w:p>
         </w:tc>
       </w:tr>
@@ -19032,7 +19252,18 @@
           <w:p>
             <w:pPr>
               <w:spacing w:before="20" w:after="20" w:line="252" w:lineRule="auto"/>
-            </w:pPr>
+              <w:rPr>
+                <w:sz w:val="19"/>
+                <w:szCs w:val="19"/>
+              </w:rPr>
+            </w:pPr>
+            <w:r>
+              <w:rPr>
+                <w:sz w:val="19"/>
+                <w:szCs w:val="19"/>
+              </w:rPr>
+              <w:t>Saat mengembangkan dan menguji aplikasi.</w:t>
+            </w:r>
           </w:p>
         </w:tc>
       </w:tr>
@@ -19101,7 +19332,18 @@
           <w:p>
             <w:pPr>
               <w:spacing w:before="20" w:after="20" w:line="252" w:lineRule="auto"/>
-            </w:pPr>
+              <w:rPr>
+                <w:sz w:val="19"/>
+                <w:szCs w:val="19"/>
+              </w:rPr>
+            </w:pPr>
+            <w:r>
+              <w:rPr>
+                <w:sz w:val="19"/>
+                <w:szCs w:val="19"/>
+              </w:rPr>
+              <w:t>Setelah aplikasi selesai dibuat untuk menghasilkan folder dist/.</w:t>
+            </w:r>
           </w:p>
         </w:tc>
       </w:tr>
@@ -19170,7 +19412,18 @@
           <w:p>
             <w:pPr>
               <w:spacing w:before="20" w:after="20" w:line="252" w:lineRule="auto"/>
-            </w:pPr>
+              <w:rPr>
+                <w:sz w:val="19"/>
+                <w:szCs w:val="19"/>
+              </w:rPr>
+            </w:pPr>
+            <w:r>
+              <w:rPr>
+                <w:sz w:val="19"/>
+                <w:szCs w:val="19"/>
+              </w:rPr>
+              <w:t>Setelah build berhasil untuk menguji hasil produksi secara lokal.</w:t>
+            </w:r>
           </w:p>
         </w:tc>
       </w:tr>
@@ -19239,7 +19492,18 @@
           <w:p>
             <w:pPr>
               <w:spacing w:before="20" w:after="20" w:line="252" w:lineRule="auto"/>
-            </w:pPr>
+              <w:rPr>
+                <w:sz w:val="19"/>
+                <w:szCs w:val="19"/>
+              </w:rPr>
+            </w:pPr>
+            <w:r>
+              <w:rPr>
+                <w:sz w:val="19"/>
+                <w:szCs w:val="19"/>
+              </w:rPr>
+              <w:t>Saat melihat atau mengatur informasi proyek, dependensi, dan perintah npm.</w:t>
+            </w:r>
           </w:p>
         </w:tc>
       </w:tr>
@@ -19308,7 +19572,18 @@
           <w:p>
             <w:pPr>
               <w:spacing w:before="20" w:after="20" w:line="252" w:lineRule="auto"/>
-            </w:pPr>
+              <w:rPr>
+                <w:sz w:val="19"/>
+                <w:szCs w:val="19"/>
+              </w:rPr>
+            </w:pPr>
+            <w:r>
+              <w:rPr>
+                <w:sz w:val="19"/>
+                <w:szCs w:val="19"/>
+              </w:rPr>
+              <w:t>Saat menjaga versi paket agar instalasi dependensi konsisten.</w:t>
+            </w:r>
           </w:p>
         </w:tc>
       </w:tr>
@@ -19337,6 +19612,7 @@
                 <w:rFonts w:cs="Carlito"/>
                 <w:sz w:val="19"/>
               </w:rPr>
+              <w:lastRenderedPageBreak/>
               <w:t>reactive({ })</w:t>
             </w:r>
           </w:p>
@@ -19377,7 +19653,18 @@
           <w:p>
             <w:pPr>
               <w:spacing w:before="20" w:after="20" w:line="252" w:lineRule="auto"/>
-            </w:pPr>
+              <w:rPr>
+                <w:sz w:val="19"/>
+                <w:szCs w:val="19"/>
+              </w:rPr>
+            </w:pPr>
+            <w:r>
+              <w:rPr>
+                <w:sz w:val="19"/>
+                <w:szCs w:val="19"/>
+              </w:rPr>
+              <w:t>Saat membuat objek state yang perubahan nilainya diikuti oleh tampilan.</w:t>
+            </w:r>
           </w:p>
         </w:tc>
       </w:tr>
@@ -19446,7 +19733,18 @@
           <w:p>
             <w:pPr>
               <w:spacing w:before="20" w:after="20" w:line="252" w:lineRule="auto"/>
-            </w:pPr>
+              <w:rPr>
+                <w:sz w:val="19"/>
+                <w:szCs w:val="19"/>
+              </w:rPr>
+            </w:pPr>
+            <w:r>
+              <w:rPr>
+                <w:sz w:val="19"/>
+                <w:szCs w:val="19"/>
+              </w:rPr>
+              <w:t>Saat membuat satu nilai reaktif, misalnya angka, teks, atau boolean.</w:t>
+            </w:r>
           </w:p>
         </w:tc>
       </w:tr>
@@ -19475,7 +19773,6 @@
                 <w:rFonts w:cs="Carlito"/>
                 <w:sz w:val="19"/>
               </w:rPr>
-              <w:lastRenderedPageBreak/>
               <w:t>defineProps({ })</w:t>
             </w:r>
           </w:p>
@@ -19516,7 +19813,18 @@
           <w:p>
             <w:pPr>
               <w:spacing w:before="20" w:after="20" w:line="252" w:lineRule="auto"/>
-            </w:pPr>
+              <w:rPr>
+                <w:sz w:val="19"/>
+                <w:szCs w:val="19"/>
+              </w:rPr>
+            </w:pPr>
+            <w:r>
+              <w:rPr>
+                <w:sz w:val="19"/>
+                <w:szCs w:val="19"/>
+              </w:rPr>
+              <w:t>Saat komponen anak menerima data dari komponen induk.</w:t>
+            </w:r>
           </w:p>
         </w:tc>
       </w:tr>
@@ -19585,7 +19893,18 @@
           <w:p>
             <w:pPr>
               <w:spacing w:before="20" w:after="20" w:line="252" w:lineRule="auto"/>
-            </w:pPr>
+              <w:rPr>
+                <w:sz w:val="19"/>
+                <w:szCs w:val="19"/>
+              </w:rPr>
+            </w:pPr>
+            <w:r>
+              <w:rPr>
+                <w:sz w:val="19"/>
+                <w:szCs w:val="19"/>
+              </w:rPr>
+              <w:t>v-for untuk menampilkan daftar berulang; v-if untuk menampilkan elemen berdasarkan kondisi.</w:t>
+            </w:r>
           </w:p>
         </w:tc>
       </w:tr>
@@ -19654,7 +19973,18 @@
           <w:p>
             <w:pPr>
               <w:spacing w:before="20" w:after="20" w:line="252" w:lineRule="auto"/>
-            </w:pPr>
+              <w:rPr>
+                <w:sz w:val="19"/>
+                <w:szCs w:val="19"/>
+              </w:rPr>
+            </w:pPr>
+            <w:r>
+              <w:rPr>
+                <w:sz w:val="19"/>
+                <w:szCs w:val="19"/>
+              </w:rPr>
+              <w:t>Saat menghubungkan nilai input formulir dengan state secara dua arah.</w:t>
+            </w:r>
           </w:p>
         </w:tc>
       </w:tr>
@@ -19723,7 +20053,18 @@
           <w:p>
             <w:pPr>
               <w:spacing w:before="20" w:after="20" w:line="252" w:lineRule="auto"/>
-            </w:pPr>
+              <w:rPr>
+                <w:sz w:val="19"/>
+                <w:szCs w:val="19"/>
+              </w:rPr>
+            </w:pPr>
+            <w:r>
+              <w:rPr>
+                <w:sz w:val="19"/>
+                <w:szCs w:val="19"/>
+              </w:rPr>
+              <w:t>Saat menjalankan sesuatu ketika nilai yang diamati berubah, misalnya menyimpan state ke localStorage.</w:t>
+            </w:r>
           </w:p>
         </w:tc>
       </w:tr>
@@ -19792,7 +20133,18 @@
           <w:p>
             <w:pPr>
               <w:spacing w:before="20" w:after="20" w:line="252" w:lineRule="auto"/>
-            </w:pPr>
+              <w:rPr>
+                <w:sz w:val="19"/>
+                <w:szCs w:val="19"/>
+              </w:rPr>
+            </w:pPr>
+            <w:r>
+              <w:rPr>
+                <w:sz w:val="19"/>
+                <w:szCs w:val="19"/>
+              </w:rPr>
+              <w:t>Saat menjalankan sesuatu setelah komponen dipasang, misalnya memuat data awal.</w:t>
+            </w:r>
           </w:p>
         </w:tc>
       </w:tr>
@@ -20912,6 +21264,7 @@
           <w:rFonts w:cs="Carlito"/>
           <w:sz w:val="20"/>
         </w:rPr>
+        <w:lastRenderedPageBreak/>
         <w:t>Lampiran ini bukan pengantar Git. Panduan Git dan GitHub yang sudah Anda pakai sejak Pertemuan 3 masih berlaku seluruhnya; bagian ini hanya mengulang tiga perintah yang paling sering dipakai, karena sekarang ada folder yang tidak boleh ikut disimpan.</w:t>
       </w:r>
     </w:p>
@@ -21056,7 +21409,6 @@
                 <w:rFonts w:cs="Carlito"/>
                 <w:sz w:val="18"/>
               </w:rPr>
-              <w:lastRenderedPageBreak/>
               <w:t>git add .</w:t>
             </w:r>
           </w:p>
@@ -21717,115 +22069,7 @@
         <w:color w:val="5A6080"/>
         <w:sz w:val="15"/>
       </w:rPr>
-      <w:t>PABW 2026/</w:t>
-    </w:r>
-    <w:proofErr w:type="gramStart"/>
-    <w:r>
-      <w:rPr>
-        <w:rFonts w:cs="Carlito"/>
-        <w:color w:val="5A6080"/>
-        <w:sz w:val="15"/>
-      </w:rPr>
-      <w:t>2027  ·</w:t>
-    </w:r>
-    <w:proofErr w:type="gramEnd"/>
-    <w:r>
-      <w:rPr>
-        <w:rFonts w:cs="Carlito"/>
-        <w:color w:val="5A6080"/>
-        <w:sz w:val="15"/>
-      </w:rPr>
-      <w:t xml:space="preserve">  </w:t>
-    </w:r>
-    <w:proofErr w:type="spellStart"/>
-    <w:r>
-      <w:rPr>
-        <w:rFonts w:cs="Carlito"/>
-        <w:color w:val="5A6080"/>
-        <w:sz w:val="15"/>
-      </w:rPr>
-      <w:t>Pertemuan</w:t>
-    </w:r>
-    <w:proofErr w:type="spellEnd"/>
-    <w:r>
-      <w:rPr>
-        <w:rFonts w:cs="Carlito"/>
-        <w:color w:val="5A6080"/>
-        <w:sz w:val="15"/>
-      </w:rPr>
-      <w:t xml:space="preserve"> </w:t>
-    </w:r>
-    <w:proofErr w:type="gramStart"/>
-    <w:r>
-      <w:rPr>
-        <w:rFonts w:cs="Carlito"/>
-        <w:color w:val="5A6080"/>
-        <w:sz w:val="15"/>
-      </w:rPr>
-      <w:t>12  ·</w:t>
-    </w:r>
-    <w:proofErr w:type="gramEnd"/>
-    <w:r>
-      <w:rPr>
-        <w:rFonts w:cs="Carlito"/>
-        <w:color w:val="5A6080"/>
-        <w:sz w:val="15"/>
-      </w:rPr>
-      <w:t xml:space="preserve">  Build Tooling, </w:t>
-    </w:r>
-    <w:proofErr w:type="spellStart"/>
-    <w:r>
-      <w:rPr>
-        <w:rFonts w:cs="Carlito"/>
-        <w:color w:val="5A6080"/>
-        <w:sz w:val="15"/>
-      </w:rPr>
-      <w:t>npm</w:t>
-    </w:r>
-    <w:proofErr w:type="spellEnd"/>
-    <w:r>
-      <w:rPr>
-        <w:rFonts w:cs="Carlito"/>
-        <w:color w:val="5A6080"/>
-        <w:sz w:val="15"/>
-      </w:rPr>
-      <w:t xml:space="preserve">, dan Framework </w:t>
-    </w:r>
-    <w:proofErr w:type="gramStart"/>
-    <w:r>
-      <w:rPr>
-        <w:rFonts w:cs="Carlito"/>
-        <w:color w:val="5A6080"/>
-        <w:sz w:val="15"/>
-      </w:rPr>
-      <w:t>SPA  ·</w:t>
-    </w:r>
-    <w:proofErr w:type="gramEnd"/>
-    <w:r>
-      <w:rPr>
-        <w:rFonts w:cs="Carlito"/>
-        <w:color w:val="5A6080"/>
-        <w:sz w:val="15"/>
-      </w:rPr>
-      <w:t xml:space="preserve">  Universitas Islam </w:t>
-    </w:r>
-    <w:proofErr w:type="gramStart"/>
-    <w:r>
-      <w:rPr>
-        <w:rFonts w:cs="Carlito"/>
-        <w:color w:val="5A6080"/>
-        <w:sz w:val="15"/>
-      </w:rPr>
-      <w:t>Indonesia  ·</w:t>
-    </w:r>
-    <w:proofErr w:type="gramEnd"/>
-    <w:r>
-      <w:rPr>
-        <w:rFonts w:cs="Carlito"/>
-        <w:color w:val="5A6080"/>
-        <w:sz w:val="15"/>
-      </w:rPr>
-      <w:t xml:space="preserve">  halaman</w:t>
+      <w:t>PABW 2026/2027  ·  Pertemuan 12  ·  Build Tooling, npm, dan Framework SPA  ·  Universitas Islam Indonesia  ·  halaman</w:t>
     </w:r>
     <w:r>
       <w:fldChar w:fldCharType="begin"/>

--- a/ORLANDO RYAN SADEWA - P12/Worksheet/12. Worksheet_PABW_Pertemuan12 - ID (revisi sinkron).docx
+++ b/ORLANDO RYAN SADEWA - P12/Worksheet/12. Worksheet_PABW_Pertemuan12 - ID (revisi sinkron).docx
@@ -17679,7 +17679,7 @@
           <w:rFonts w:cs="Carlito"/>
           <w:sz w:val="20"/>
         </w:rPr>
-        <w:t>35</w:t>
+        <w:t>55</w:t>
       </w:r>
     </w:p>
     <w:p>
